--- a/public/assets/KSENIIA_ROSTOVSKAIA_Resume.docx
+++ b/public/assets/KSENIIA_ROSTOVSKAIA_Resume.docx
@@ -1369,7 +1369,7 @@
       <w:pPr>
         <w:pStyle w:val="BodyText"/>
         <w:spacing w:line="278" w:lineRule="auto" w:before="161"/>
-        <w:ind w:left="165" w:right="849" w:firstLine="0"/>
+        <w:ind w:left="165" w:right="445" w:firstLine="0"/>
       </w:pPr>
       <w:r>
         <w:rPr>
@@ -4185,6 +4185,7 @@
     <w:p>
       <w:pPr>
         <w:pStyle w:val="Heading1"/>
+        <w:jc w:val="both"/>
         <w:rPr>
           <w:rFonts w:ascii="Tahoma"/>
         </w:rPr>
@@ -4286,305 +4287,473 @@
     </w:p>
     <w:p>
       <w:pPr>
-        <w:spacing w:line="278" w:lineRule="auto" w:before="0"/>
+        <w:spacing w:before="0"/>
         <w:ind w:left="165" w:right="0" w:firstLine="0"/>
+        <w:jc w:val="both"/>
+        <w:rPr>
+          <w:sz w:val="22"/>
+        </w:rPr>
+      </w:pPr>
+      <w:r>
+        <w:rPr>
+          <w:b/>
+          <w:w w:val="95"/>
+          <w:sz w:val="22"/>
+        </w:rPr>
+        <w:t>Full</w:t>
+      </w:r>
+      <w:r>
+        <w:rPr>
+          <w:b/>
+          <w:spacing w:val="5"/>
+          <w:sz w:val="22"/>
+        </w:rPr>
+        <w:t> </w:t>
+      </w:r>
+      <w:r>
+        <w:rPr>
+          <w:b/>
+          <w:w w:val="95"/>
+          <w:sz w:val="22"/>
+        </w:rPr>
+        <w:t>Stack</w:t>
+      </w:r>
+      <w:r>
+        <w:rPr>
+          <w:b/>
+          <w:spacing w:val="6"/>
+          <w:sz w:val="22"/>
+        </w:rPr>
+        <w:t> </w:t>
+      </w:r>
+      <w:r>
+        <w:rPr>
+          <w:b/>
+          <w:w w:val="95"/>
+          <w:sz w:val="22"/>
+        </w:rPr>
+        <w:t>Developer</w:t>
+      </w:r>
+      <w:r>
+        <w:rPr>
+          <w:b/>
+          <w:spacing w:val="8"/>
+          <w:sz w:val="22"/>
+        </w:rPr>
+        <w:t> </w:t>
+      </w:r>
+      <w:r>
+        <w:rPr>
+          <w:rFonts w:ascii="Times New Roman" w:hAnsi="Times New Roman"/>
+          <w:b/>
+          <w:w w:val="95"/>
+          <w:sz w:val="22"/>
+        </w:rPr>
+        <w:t>(</w:t>
+      </w:r>
+      <w:r>
+        <w:rPr>
+          <w:b/>
+          <w:w w:val="95"/>
+          <w:sz w:val="22"/>
+        </w:rPr>
+        <w:t>Freelance</w:t>
+      </w:r>
+      <w:r>
+        <w:rPr>
+          <w:b/>
+          <w:spacing w:val="7"/>
+          <w:sz w:val="22"/>
+        </w:rPr>
+        <w:t> </w:t>
+      </w:r>
+      <w:r>
+        <w:rPr>
+          <w:b/>
+          <w:w w:val="75"/>
+          <w:sz w:val="22"/>
+        </w:rPr>
+        <w:t>–</w:t>
+      </w:r>
+      <w:r>
+        <w:rPr>
+          <w:b/>
+          <w:spacing w:val="10"/>
+          <w:sz w:val="22"/>
+        </w:rPr>
+        <w:t> </w:t>
+      </w:r>
+      <w:r>
+        <w:rPr>
+          <w:b/>
+          <w:w w:val="95"/>
+          <w:sz w:val="22"/>
+        </w:rPr>
+        <w:t>KFursenko)</w:t>
+      </w:r>
+      <w:r>
+        <w:rPr>
+          <w:b/>
+          <w:spacing w:val="2"/>
+          <w:sz w:val="22"/>
+        </w:rPr>
+        <w:t> </w:t>
+      </w:r>
+      <w:r>
+        <w:rPr>
+          <w:b/>
+          <w:w w:val="75"/>
+          <w:sz w:val="22"/>
+        </w:rPr>
+        <w:t>|</w:t>
+      </w:r>
+      <w:r>
+        <w:rPr>
+          <w:b/>
+          <w:spacing w:val="17"/>
+          <w:sz w:val="22"/>
+        </w:rPr>
+        <w:t> </w:t>
+      </w:r>
+      <w:r>
+        <w:rPr>
+          <w:w w:val="95"/>
+          <w:sz w:val="22"/>
+        </w:rPr>
+        <w:t>Washington,</w:t>
+      </w:r>
+      <w:r>
+        <w:rPr>
+          <w:sz w:val="22"/>
+        </w:rPr>
+        <w:t> </w:t>
+      </w:r>
+      <w:r>
+        <w:rPr>
+          <w:w w:val="95"/>
+          <w:sz w:val="22"/>
+        </w:rPr>
+        <w:t>DC</w:t>
+      </w:r>
+      <w:r>
+        <w:rPr>
+          <w:spacing w:val="5"/>
+          <w:sz w:val="22"/>
+        </w:rPr>
+        <w:t> </w:t>
+      </w:r>
+      <w:r>
+        <w:rPr>
+          <w:w w:val="75"/>
+          <w:sz w:val="22"/>
+        </w:rPr>
+        <w:t>|</w:t>
+      </w:r>
+      <w:r>
+        <w:rPr>
+          <w:spacing w:val="5"/>
+          <w:sz w:val="22"/>
+        </w:rPr>
+        <w:t> </w:t>
+      </w:r>
+      <w:r>
+        <w:rPr>
+          <w:w w:val="95"/>
+          <w:sz w:val="22"/>
+        </w:rPr>
+        <w:t>Jan</w:t>
+      </w:r>
+      <w:r>
+        <w:rPr>
+          <w:spacing w:val="10"/>
+          <w:sz w:val="22"/>
+        </w:rPr>
+        <w:t> </w:t>
+      </w:r>
+      <w:r>
+        <w:rPr>
+          <w:w w:val="95"/>
+          <w:sz w:val="22"/>
+        </w:rPr>
+        <w:t>2026</w:t>
+      </w:r>
+      <w:r>
+        <w:rPr>
+          <w:spacing w:val="6"/>
+          <w:sz w:val="22"/>
+        </w:rPr>
+        <w:t> </w:t>
+      </w:r>
+      <w:r>
+        <w:rPr>
+          <w:w w:val="75"/>
+          <w:sz w:val="22"/>
+        </w:rPr>
+        <w:t>–</w:t>
+      </w:r>
+      <w:r>
+        <w:rPr>
+          <w:spacing w:val="-1"/>
+          <w:sz w:val="22"/>
+        </w:rPr>
+        <w:t> </w:t>
+      </w:r>
+      <w:r>
+        <w:rPr>
+          <w:spacing w:val="-2"/>
+          <w:w w:val="95"/>
+          <w:sz w:val="22"/>
+        </w:rPr>
+        <w:t>Present</w:t>
+      </w:r>
+    </w:p>
+    <w:p>
+      <w:pPr>
+        <w:spacing w:line="237" w:lineRule="auto" w:before="33"/>
+        <w:ind w:left="165" w:right="295" w:firstLine="0"/>
         <w:jc w:val="left"/>
         <w:rPr>
+          <w:rFonts w:ascii="Verdana"/>
+          <w:i/>
           <w:sz w:val="20"/>
         </w:rPr>
       </w:pPr>
       <w:r>
         <w:rPr>
-          <w:b/>
-          <w:sz w:val="22"/>
-        </w:rPr>
-        <w:t>Full</w:t>
-      </w:r>
-      <w:r>
-        <w:rPr>
-          <w:b/>
+          <w:rFonts w:ascii="Verdana"/>
+          <w:i/>
+          <w:w w:val="90"/>
+          <w:sz w:val="20"/>
+        </w:rPr>
+        <w:t>Designed and developed a</w:t>
+      </w:r>
+      <w:r>
+        <w:rPr>
+          <w:rFonts w:ascii="Verdana"/>
+          <w:i/>
+          <w:spacing w:val="-3"/>
+          <w:w w:val="90"/>
+          <w:sz w:val="20"/>
+        </w:rPr>
+        <w:t> </w:t>
+      </w:r>
+      <w:r>
+        <w:rPr>
+          <w:rFonts w:ascii="Verdana"/>
+          <w:i/>
+          <w:w w:val="90"/>
+          <w:sz w:val="20"/>
+        </w:rPr>
+        <w:t>consumer-facing</w:t>
+      </w:r>
+      <w:r>
+        <w:rPr>
+          <w:rFonts w:ascii="Verdana"/>
+          <w:i/>
+          <w:spacing w:val="-2"/>
+          <w:w w:val="90"/>
+          <w:sz w:val="20"/>
+        </w:rPr>
+        <w:t> </w:t>
+      </w:r>
+      <w:r>
+        <w:rPr>
+          <w:rFonts w:ascii="Verdana"/>
+          <w:i/>
+          <w:w w:val="90"/>
+          <w:sz w:val="20"/>
+        </w:rPr>
+        <w:t>candle e-commerce platform for a New</w:t>
+      </w:r>
+      <w:r>
+        <w:rPr>
+          <w:rFonts w:ascii="Verdana"/>
+          <w:i/>
+          <w:spacing w:val="-2"/>
+          <w:w w:val="90"/>
+          <w:sz w:val="20"/>
+        </w:rPr>
+        <w:t> </w:t>
+      </w:r>
+      <w:r>
+        <w:rPr>
+          <w:rFonts w:ascii="Verdana"/>
+          <w:i/>
+          <w:w w:val="90"/>
+          <w:sz w:val="20"/>
+        </w:rPr>
+        <w:t>York-based client,</w:t>
+      </w:r>
+      <w:r>
+        <w:rPr>
+          <w:rFonts w:ascii="Verdana"/>
+          <w:i/>
+          <w:spacing w:val="-3"/>
+          <w:w w:val="90"/>
+          <w:sz w:val="20"/>
+        </w:rPr>
+        <w:t> </w:t>
+      </w:r>
+      <w:r>
+        <w:rPr>
+          <w:rFonts w:ascii="Verdana"/>
+          <w:i/>
+          <w:w w:val="90"/>
+          <w:sz w:val="20"/>
+        </w:rPr>
+        <w:t>focused</w:t>
+      </w:r>
+      <w:r>
+        <w:rPr>
+          <w:rFonts w:ascii="Verdana"/>
+          <w:i/>
+          <w:spacing w:val="-5"/>
+          <w:w w:val="90"/>
+          <w:sz w:val="20"/>
+        </w:rPr>
+        <w:t> </w:t>
+      </w:r>
+      <w:r>
+        <w:rPr>
+          <w:rFonts w:ascii="Verdana"/>
+          <w:i/>
+          <w:w w:val="90"/>
+          <w:sz w:val="20"/>
+        </w:rPr>
+        <w:t>on AI-driven</w:t>
+      </w:r>
+      <w:r>
+        <w:rPr>
+          <w:rFonts w:ascii="Verdana"/>
+          <w:i/>
+          <w:spacing w:val="-3"/>
+          <w:w w:val="90"/>
+          <w:sz w:val="20"/>
+        </w:rPr>
+        <w:t> </w:t>
+      </w:r>
+      <w:r>
+        <w:rPr>
+          <w:rFonts w:ascii="Verdana"/>
+          <w:i/>
+          <w:w w:val="90"/>
+          <w:sz w:val="20"/>
+        </w:rPr>
+        <w:t>sales</w:t>
+      </w:r>
+      <w:r>
+        <w:rPr>
+          <w:rFonts w:ascii="Verdana"/>
+          <w:i/>
+          <w:spacing w:val="-2"/>
+          <w:w w:val="90"/>
+          <w:sz w:val="20"/>
+        </w:rPr>
+        <w:t> </w:t>
+      </w:r>
+      <w:r>
+        <w:rPr>
+          <w:rFonts w:ascii="Verdana"/>
+          <w:i/>
+          <w:w w:val="90"/>
+          <w:sz w:val="20"/>
+        </w:rPr>
+        <w:t>experience,</w:t>
+      </w:r>
+      <w:r>
+        <w:rPr>
+          <w:rFonts w:ascii="Verdana"/>
+          <w:i/>
           <w:spacing w:val="-6"/>
-          <w:sz w:val="22"/>
-        </w:rPr>
-        <w:t> </w:t>
-      </w:r>
-      <w:r>
-        <w:rPr>
-          <w:b/>
-          <w:sz w:val="22"/>
-        </w:rPr>
-        <w:t>Stack</w:t>
-      </w:r>
-      <w:r>
-        <w:rPr>
-          <w:b/>
+          <w:w w:val="90"/>
+          <w:sz w:val="20"/>
+        </w:rPr>
+        <w:t> </w:t>
+      </w:r>
+      <w:r>
+        <w:rPr>
+          <w:rFonts w:ascii="Verdana"/>
+          <w:i/>
+          <w:w w:val="90"/>
+          <w:sz w:val="20"/>
+        </w:rPr>
+        <w:t>accessibility-first</w:t>
+      </w:r>
+      <w:r>
+        <w:rPr>
+          <w:rFonts w:ascii="Verdana"/>
+          <w:i/>
+          <w:spacing w:val="-5"/>
+          <w:w w:val="90"/>
+          <w:sz w:val="20"/>
+        </w:rPr>
+        <w:t> </w:t>
+      </w:r>
+      <w:r>
+        <w:rPr>
+          <w:rFonts w:ascii="Verdana"/>
+          <w:i/>
+          <w:w w:val="90"/>
+          <w:sz w:val="20"/>
+        </w:rPr>
+        <w:t>architecture,</w:t>
+      </w:r>
+      <w:r>
+        <w:rPr>
+          <w:rFonts w:ascii="Verdana"/>
+          <w:i/>
           <w:spacing w:val="-6"/>
-          <w:sz w:val="22"/>
-        </w:rPr>
-        <w:t> </w:t>
-      </w:r>
-      <w:r>
-        <w:rPr>
-          <w:b/>
-          <w:sz w:val="22"/>
-        </w:rPr>
-        <w:t>Developer</w:t>
-      </w:r>
-      <w:r>
-        <w:rPr>
-          <w:b/>
-          <w:spacing w:val="-5"/>
-          <w:sz w:val="22"/>
-        </w:rPr>
-        <w:t> </w:t>
-      </w:r>
-      <w:r>
-        <w:rPr>
-          <w:rFonts w:ascii="Times New Roman" w:hAnsi="Times New Roman"/>
-          <w:b/>
-          <w:sz w:val="22"/>
-        </w:rPr>
-        <w:t>(</w:t>
-      </w:r>
-      <w:r>
-        <w:rPr>
-          <w:b/>
-          <w:sz w:val="22"/>
-        </w:rPr>
-        <w:t>Freelance</w:t>
-      </w:r>
-      <w:r>
-        <w:rPr>
-          <w:b/>
-          <w:spacing w:val="-5"/>
-          <w:sz w:val="22"/>
-        </w:rPr>
-        <w:t> </w:t>
-      </w:r>
-      <w:r>
-        <w:rPr>
-          <w:b/>
-          <w:w w:val="75"/>
-          <w:sz w:val="22"/>
-        </w:rPr>
-        <w:t>–</w:t>
-      </w:r>
-      <w:r>
-        <w:rPr>
-          <w:b/>
+          <w:w w:val="90"/>
+          <w:sz w:val="20"/>
+        </w:rPr>
+        <w:t> </w:t>
+      </w:r>
+      <w:r>
+        <w:rPr>
+          <w:rFonts w:ascii="Verdana"/>
+          <w:i/>
+          <w:w w:val="90"/>
+          <w:sz w:val="20"/>
+        </w:rPr>
+        <w:t>and</w:t>
+      </w:r>
+      <w:r>
+        <w:rPr>
+          <w:rFonts w:ascii="Verdana"/>
+          <w:i/>
           <w:spacing w:val="-3"/>
-          <w:sz w:val="22"/>
-        </w:rPr>
-        <w:t> </w:t>
-      </w:r>
-      <w:r>
-        <w:rPr>
-          <w:b/>
-          <w:sz w:val="22"/>
-        </w:rPr>
-        <w:t>KFursenko</w:t>
-      </w:r>
-      <w:r>
-        <w:rPr>
-          <w:b/>
-          <w:spacing w:val="-4"/>
-          <w:sz w:val="22"/>
-        </w:rPr>
-        <w:t> </w:t>
-      </w:r>
-      <w:r>
-        <w:rPr>
-          <w:b/>
-          <w:sz w:val="22"/>
-        </w:rPr>
-        <w:t>Project)</w:t>
-      </w:r>
-      <w:r>
-        <w:rPr>
-          <w:b/>
-          <w:spacing w:val="-8"/>
-          <w:sz w:val="22"/>
-        </w:rPr>
-        <w:t> </w:t>
-      </w:r>
-      <w:r>
-        <w:rPr>
-          <w:b/>
-          <w:w w:val="75"/>
-          <w:sz w:val="22"/>
-        </w:rPr>
-        <w:t>|</w:t>
-      </w:r>
-      <w:r>
-        <w:rPr>
-          <w:b/>
-          <w:spacing w:val="-3"/>
-          <w:sz w:val="22"/>
-        </w:rPr>
-        <w:t> </w:t>
-      </w:r>
-      <w:r>
-        <w:rPr>
-          <w:sz w:val="22"/>
-        </w:rPr>
-        <w:t>Washington,</w:t>
-      </w:r>
-      <w:r>
-        <w:rPr>
-          <w:spacing w:val="-11"/>
-          <w:sz w:val="22"/>
-        </w:rPr>
-        <w:t> </w:t>
-      </w:r>
-      <w:r>
-        <w:rPr>
-          <w:sz w:val="22"/>
-        </w:rPr>
-        <w:t>DC</w:t>
-      </w:r>
-      <w:r>
-        <w:rPr>
-          <w:spacing w:val="-8"/>
-          <w:sz w:val="22"/>
-        </w:rPr>
-        <w:t> </w:t>
-      </w:r>
-      <w:r>
-        <w:rPr>
-          <w:w w:val="75"/>
-          <w:sz w:val="22"/>
-        </w:rPr>
-        <w:t>| </w:t>
-      </w:r>
-      <w:r>
-        <w:rPr>
-          <w:sz w:val="22"/>
-        </w:rPr>
-        <w:t>Jan</w:t>
-      </w:r>
-      <w:r>
-        <w:rPr>
-          <w:spacing w:val="-4"/>
-          <w:sz w:val="22"/>
-        </w:rPr>
-        <w:t> </w:t>
-      </w:r>
-      <w:r>
-        <w:rPr>
-          <w:sz w:val="22"/>
-        </w:rPr>
-        <w:t>2026</w:t>
-      </w:r>
-      <w:r>
-        <w:rPr>
-          <w:spacing w:val="-12"/>
-          <w:sz w:val="22"/>
-        </w:rPr>
-        <w:t> </w:t>
-      </w:r>
-      <w:r>
-        <w:rPr>
-          <w:w w:val="75"/>
-          <w:sz w:val="22"/>
-        </w:rPr>
-        <w:t>–</w:t>
-      </w:r>
-      <w:r>
-        <w:rPr>
-          <w:spacing w:val="-7"/>
-          <w:sz w:val="22"/>
-        </w:rPr>
-        <w:t> </w:t>
-      </w:r>
-      <w:r>
-        <w:rPr>
-          <w:sz w:val="22"/>
-        </w:rPr>
-        <w:t>Present </w:t>
-      </w:r>
-      <w:r>
-        <w:rPr>
-          <w:sz w:val="20"/>
-        </w:rPr>
-        <w:t>Independent</w:t>
-      </w:r>
-      <w:r>
-        <w:rPr>
-          <w:spacing w:val="27"/>
-          <w:sz w:val="20"/>
-        </w:rPr>
-        <w:t> </w:t>
-      </w:r>
-      <w:r>
-        <w:rPr>
-          <w:sz w:val="20"/>
-        </w:rPr>
-        <w:t>design and</w:t>
-      </w:r>
-      <w:r>
-        <w:rPr>
-          <w:spacing w:val="29"/>
-          <w:sz w:val="20"/>
-        </w:rPr>
-        <w:t> </w:t>
-      </w:r>
-      <w:r>
-        <w:rPr>
-          <w:sz w:val="20"/>
-        </w:rPr>
-        <w:t>development</w:t>
-      </w:r>
-      <w:r>
-        <w:rPr>
-          <w:spacing w:val="27"/>
-          <w:sz w:val="20"/>
-        </w:rPr>
-        <w:t> </w:t>
-      </w:r>
-      <w:r>
-        <w:rPr>
-          <w:sz w:val="20"/>
-        </w:rPr>
-        <w:t>of</w:t>
-      </w:r>
-      <w:r>
-        <w:rPr>
-          <w:spacing w:val="27"/>
-          <w:sz w:val="20"/>
-        </w:rPr>
-        <w:t> </w:t>
-      </w:r>
-      <w:r>
-        <w:rPr>
-          <w:sz w:val="20"/>
-        </w:rPr>
-        <w:t>a consumer-facing e-commerce</w:t>
-      </w:r>
-      <w:r>
-        <w:rPr>
-          <w:spacing w:val="26"/>
-          <w:sz w:val="20"/>
-        </w:rPr>
-        <w:t> </w:t>
-      </w:r>
-      <w:r>
-        <w:rPr>
-          <w:sz w:val="20"/>
-        </w:rPr>
-        <w:t>platform, focused</w:t>
-      </w:r>
-      <w:r>
-        <w:rPr>
-          <w:spacing w:val="31"/>
-          <w:sz w:val="20"/>
-        </w:rPr>
-        <w:t> </w:t>
-      </w:r>
-      <w:r>
-        <w:rPr>
-          <w:sz w:val="20"/>
-        </w:rPr>
-        <w:t>on AI-driven sales experience, accessibility-first architecture, and high-performance front-end.</w:t>
+          <w:w w:val="90"/>
+          <w:sz w:val="20"/>
+        </w:rPr>
+        <w:t> </w:t>
+      </w:r>
+      <w:r>
+        <w:rPr>
+          <w:rFonts w:ascii="Verdana"/>
+          <w:i/>
+          <w:w w:val="90"/>
+          <w:sz w:val="20"/>
+        </w:rPr>
+        <w:t>high-performance</w:t>
+      </w:r>
+      <w:r>
+        <w:rPr>
+          <w:rFonts w:ascii="Verdana"/>
+          <w:i/>
+          <w:spacing w:val="-2"/>
+          <w:w w:val="90"/>
+          <w:sz w:val="20"/>
+        </w:rPr>
+        <w:t> </w:t>
+      </w:r>
+      <w:r>
+        <w:rPr>
+          <w:rFonts w:ascii="Verdana"/>
+          <w:i/>
+          <w:w w:val="90"/>
+          <w:sz w:val="20"/>
+        </w:rPr>
+        <w:t>front-end.</w:t>
       </w:r>
     </w:p>
     <w:p>
@@ -4597,7 +4766,7 @@
         <w:tabs>
           <w:tab w:pos="885" w:val="left" w:leader="none"/>
         </w:tabs>
-        <w:spacing w:line="240" w:lineRule="auto" w:before="0" w:after="0"/>
+        <w:spacing w:line="240" w:lineRule="auto" w:before="7" w:after="0"/>
         <w:ind w:left="885" w:right="440" w:hanging="360"/>
         <w:jc w:val="left"/>
         <w:rPr>
@@ -4847,7 +5016,7 @@
         <w:tabs>
           <w:tab w:pos="885" w:val="left" w:leader="none"/>
         </w:tabs>
-        <w:spacing w:line="235" w:lineRule="auto" w:before="6" w:after="0"/>
+        <w:spacing w:line="240" w:lineRule="auto" w:before="9" w:after="0"/>
         <w:ind w:left="885" w:right="399" w:hanging="360"/>
         <w:jc w:val="left"/>
         <w:rPr>
@@ -5095,7 +5264,7 @@
     <w:p>
       <w:pPr>
         <w:pStyle w:val="ListParagraph"/>
-        <w:spacing w:after="0" w:line="235" w:lineRule="auto"/>
+        <w:spacing w:after="0" w:line="240" w:lineRule="auto"/>
         <w:jc w:val="left"/>
         <w:rPr>
           <w:sz w:val="20"/>
@@ -5655,8 +5824,8 @@
     </w:p>
     <w:p>
       <w:pPr>
-        <w:spacing w:line="276" w:lineRule="auto" w:before="116"/>
-        <w:ind w:left="165" w:right="849" w:firstLine="0"/>
+        <w:spacing w:line="259" w:lineRule="auto" w:before="121"/>
+        <w:ind w:left="165" w:right="445" w:firstLine="0"/>
         <w:jc w:val="left"/>
         <w:rPr>
           <w:rFonts w:ascii="Verdana" w:hAnsi="Verdana"/>
@@ -5886,13 +6055,13 @@
           <w:w w:val="90"/>
           <w:sz w:val="20"/>
         </w:rPr>
-        <w:t>Contract-based</w:t>
+        <w:t>Designed</w:t>
       </w:r>
       <w:r>
         <w:rPr>
           <w:rFonts w:ascii="Verdana" w:hAnsi="Verdana"/>
           <w:i/>
-          <w:spacing w:val="-8"/>
+          <w:spacing w:val="-13"/>
           <w:w w:val="90"/>
           <w:sz w:val="20"/>
         </w:rPr>
@@ -5905,13 +6074,13 @@
           <w:w w:val="90"/>
           <w:sz w:val="20"/>
         </w:rPr>
-        <w:t>contribution</w:t>
+        <w:t>and</w:t>
       </w:r>
       <w:r>
         <w:rPr>
           <w:rFonts w:ascii="Verdana" w:hAnsi="Verdana"/>
           <w:i/>
-          <w:spacing w:val="-9"/>
+          <w:spacing w:val="-14"/>
           <w:w w:val="90"/>
           <w:sz w:val="20"/>
         </w:rPr>
@@ -5924,13 +6093,13 @@
           <w:w w:val="90"/>
           <w:sz w:val="20"/>
         </w:rPr>
-        <w:t>to</w:t>
+        <w:t>developed</w:t>
       </w:r>
       <w:r>
         <w:rPr>
           <w:rFonts w:ascii="Verdana" w:hAnsi="Verdana"/>
           <w:i/>
-          <w:spacing w:val="-8"/>
+          <w:spacing w:val="-12"/>
           <w:w w:val="90"/>
           <w:sz w:val="20"/>
         </w:rPr>
@@ -5943,13 +6112,13 @@
           <w:w w:val="90"/>
           <w:sz w:val="20"/>
         </w:rPr>
-        <w:t>the</w:t>
+        <w:t>a</w:t>
       </w:r>
       <w:r>
         <w:rPr>
           <w:rFonts w:ascii="Verdana" w:hAnsi="Verdana"/>
           <w:i/>
-          <w:spacing w:val="-8"/>
+          <w:spacing w:val="-16"/>
           <w:w w:val="90"/>
           <w:sz w:val="20"/>
         </w:rPr>
@@ -5962,7 +6131,7 @@
           <w:w w:val="90"/>
           <w:sz w:val="20"/>
         </w:rPr>
-        <w:t>design</w:t>
+        <w:t>full-stack</w:t>
       </w:r>
       <w:r>
         <w:rPr>
@@ -5981,14 +6150,228 @@
           <w:w w:val="90"/>
           <w:sz w:val="20"/>
         </w:rPr>
+        <w:t>e-commerce</w:t>
+      </w:r>
+      <w:r>
+        <w:rPr>
+          <w:rFonts w:ascii="Verdana" w:hAnsi="Verdana"/>
+          <w:i/>
+          <w:spacing w:val="-12"/>
+          <w:w w:val="90"/>
+          <w:sz w:val="20"/>
+        </w:rPr>
+        <w:t> </w:t>
+      </w:r>
+      <w:r>
+        <w:rPr>
+          <w:rFonts w:ascii="Verdana" w:hAnsi="Verdana"/>
+          <w:i/>
+          <w:w w:val="90"/>
+          <w:sz w:val="20"/>
+        </w:rPr>
+        <w:t>platform</w:t>
+      </w:r>
+      <w:r>
+        <w:rPr>
+          <w:rFonts w:ascii="Verdana" w:hAnsi="Verdana"/>
+          <w:i/>
+          <w:spacing w:val="-13"/>
+          <w:w w:val="90"/>
+          <w:sz w:val="20"/>
+        </w:rPr>
+        <w:t> </w:t>
+      </w:r>
+      <w:r>
+        <w:rPr>
+          <w:rFonts w:ascii="Verdana" w:hAnsi="Verdana"/>
+          <w:i/>
+          <w:w w:val="90"/>
+          <w:sz w:val="20"/>
+        </w:rPr>
+        <w:t>for</w:t>
+      </w:r>
+      <w:r>
+        <w:rPr>
+          <w:rFonts w:ascii="Verdana" w:hAnsi="Verdana"/>
+          <w:i/>
+          <w:spacing w:val="-13"/>
+          <w:w w:val="90"/>
+          <w:sz w:val="20"/>
+        </w:rPr>
+        <w:t> </w:t>
+      </w:r>
+      <w:r>
+        <w:rPr>
+          <w:rFonts w:ascii="Verdana" w:hAnsi="Verdana"/>
+          <w:i/>
+          <w:w w:val="90"/>
+          <w:sz w:val="20"/>
+        </w:rPr>
+        <w:t>a</w:t>
+      </w:r>
+      <w:r>
+        <w:rPr>
+          <w:rFonts w:ascii="Verdana" w:hAnsi="Verdana"/>
+          <w:i/>
+          <w:spacing w:val="-15"/>
+          <w:w w:val="90"/>
+          <w:sz w:val="20"/>
+        </w:rPr>
+        <w:t> </w:t>
+      </w:r>
+      <w:r>
+        <w:rPr>
+          <w:rFonts w:ascii="Verdana" w:hAnsi="Verdana"/>
+          <w:i/>
+          <w:w w:val="90"/>
+          <w:sz w:val="20"/>
+        </w:rPr>
+        <w:t>knitwear</w:t>
+      </w:r>
+      <w:r>
+        <w:rPr>
+          <w:rFonts w:ascii="Verdana" w:hAnsi="Verdana"/>
+          <w:i/>
+          <w:spacing w:val="-14"/>
+          <w:w w:val="90"/>
+          <w:sz w:val="20"/>
+        </w:rPr>
+        <w:t> </w:t>
+      </w:r>
+      <w:r>
+        <w:rPr>
+          <w:rFonts w:ascii="Verdana" w:hAnsi="Verdana"/>
+          <w:i/>
+          <w:w w:val="90"/>
+          <w:sz w:val="20"/>
+        </w:rPr>
+        <w:t>brand</w:t>
+      </w:r>
+      <w:r>
+        <w:rPr>
+          <w:rFonts w:ascii="Verdana" w:hAnsi="Verdana"/>
+          <w:i/>
+          <w:spacing w:val="34"/>
+          <w:sz w:val="20"/>
+        </w:rPr>
+        <w:t> </w:t>
+      </w:r>
+      <w:r>
+        <w:rPr>
+          <w:rFonts w:ascii="Verdana" w:hAnsi="Verdana"/>
+          <w:i/>
+          <w:w w:val="90"/>
+          <w:sz w:val="20"/>
+        </w:rPr>
+        <w:t>using</w:t>
+      </w:r>
+      <w:r>
+        <w:rPr>
+          <w:rFonts w:ascii="Verdana" w:hAnsi="Verdana"/>
+          <w:i/>
+          <w:spacing w:val="-15"/>
+          <w:w w:val="90"/>
+          <w:sz w:val="20"/>
+        </w:rPr>
+        <w:t> </w:t>
+      </w:r>
+      <w:r>
+        <w:rPr>
+          <w:rFonts w:ascii="Verdana" w:hAnsi="Verdana"/>
+          <w:i/>
+          <w:w w:val="90"/>
+          <w:sz w:val="20"/>
+        </w:rPr>
+        <w:t>React</w:t>
+      </w:r>
+      <w:r>
+        <w:rPr>
+          <w:rFonts w:ascii="Verdana" w:hAnsi="Verdana"/>
+          <w:i/>
+          <w:spacing w:val="-15"/>
+          <w:w w:val="90"/>
+          <w:sz w:val="20"/>
+        </w:rPr>
+        <w:t> </w:t>
+      </w:r>
+      <w:r>
+        <w:rPr>
+          <w:rFonts w:ascii="Verdana" w:hAnsi="Verdana"/>
+          <w:i/>
+          <w:w w:val="90"/>
+          <w:sz w:val="20"/>
+        </w:rPr>
+        <w:t>(TypeScript),</w:t>
+      </w:r>
+      <w:r>
+        <w:rPr>
+          <w:rFonts w:ascii="Verdana" w:hAnsi="Verdana"/>
+          <w:i/>
+          <w:spacing w:val="-16"/>
+          <w:w w:val="90"/>
+          <w:sz w:val="20"/>
+        </w:rPr>
+        <w:t> </w:t>
+      </w:r>
+      <w:r>
+        <w:rPr>
+          <w:rFonts w:ascii="Verdana" w:hAnsi="Verdana"/>
+          <w:i/>
+          <w:w w:val="90"/>
+          <w:sz w:val="20"/>
+        </w:rPr>
+        <w:t>Redux </w:t>
+      </w:r>
+      <w:r>
+        <w:rPr>
+          <w:rFonts w:ascii="Verdana" w:hAnsi="Verdana"/>
+          <w:i/>
+          <w:spacing w:val="-4"/>
+          <w:sz w:val="20"/>
+        </w:rPr>
+        <w:t>Toolkit,</w:t>
+      </w:r>
+      <w:r>
+        <w:rPr>
+          <w:rFonts w:ascii="Verdana" w:hAnsi="Verdana"/>
+          <w:i/>
+          <w:spacing w:val="-23"/>
+          <w:sz w:val="20"/>
+        </w:rPr>
+        <w:t> </w:t>
+      </w:r>
+      <w:r>
+        <w:rPr>
+          <w:rFonts w:ascii="Verdana" w:hAnsi="Verdana"/>
+          <w:i/>
+          <w:spacing w:val="-4"/>
+          <w:sz w:val="20"/>
+        </w:rPr>
+        <w:t>Django,</w:t>
+      </w:r>
+      <w:r>
+        <w:rPr>
+          <w:rFonts w:ascii="Verdana" w:hAnsi="Verdana"/>
+          <w:i/>
+          <w:spacing w:val="-23"/>
+          <w:sz w:val="20"/>
+        </w:rPr>
+        <w:t> </w:t>
+      </w:r>
+      <w:r>
+        <w:rPr>
+          <w:rFonts w:ascii="Verdana" w:hAnsi="Verdana"/>
+          <w:i/>
+          <w:spacing w:val="-4"/>
+          <w:sz w:val="20"/>
+        </w:rPr>
         <w:t>and</w:t>
       </w:r>
       <w:r>
         <w:rPr>
           <w:rFonts w:ascii="Verdana" w:hAnsi="Verdana"/>
           <w:i/>
-          <w:spacing w:val="-9"/>
-          <w:w w:val="90"/>
+          <w:spacing w:val="-21"/>
           <w:sz w:val="20"/>
         </w:rPr>
         <w:t> </w:t>
@@ -5997,324 +6380,10 @@
         <w:rPr>
           <w:rFonts w:ascii="Verdana" w:hAnsi="Verdana"/>
           <w:i/>
-          <w:w w:val="90"/>
-          <w:sz w:val="20"/>
-        </w:rPr>
-        <w:t>development</w:t>
-      </w:r>
-      <w:r>
-        <w:rPr>
-          <w:rFonts w:ascii="Verdana" w:hAnsi="Verdana"/>
-          <w:i/>
-          <w:spacing w:val="-11"/>
-          <w:w w:val="90"/>
-          <w:sz w:val="20"/>
-        </w:rPr>
-        <w:t> </w:t>
-      </w:r>
-      <w:r>
-        <w:rPr>
-          <w:rFonts w:ascii="Verdana" w:hAnsi="Verdana"/>
-          <w:i/>
-          <w:w w:val="90"/>
-          <w:sz w:val="20"/>
-        </w:rPr>
-        <w:t>of</w:t>
-      </w:r>
-      <w:r>
-        <w:rPr>
-          <w:rFonts w:ascii="Verdana" w:hAnsi="Verdana"/>
-          <w:i/>
-          <w:spacing w:val="-8"/>
-          <w:w w:val="90"/>
-          <w:sz w:val="20"/>
-        </w:rPr>
-        <w:t> </w:t>
-      </w:r>
-      <w:r>
-        <w:rPr>
-          <w:rFonts w:ascii="Verdana" w:hAnsi="Verdana"/>
-          <w:i/>
-          <w:w w:val="90"/>
-          <w:sz w:val="20"/>
-        </w:rPr>
-        <w:t>a</w:t>
-      </w:r>
-      <w:r>
-        <w:rPr>
-          <w:rFonts w:ascii="Verdana" w:hAnsi="Verdana"/>
-          <w:i/>
-          <w:spacing w:val="-11"/>
-          <w:w w:val="90"/>
-          <w:sz w:val="20"/>
-        </w:rPr>
-        <w:t> </w:t>
-      </w:r>
-      <w:r>
-        <w:rPr>
-          <w:rFonts w:ascii="Verdana" w:hAnsi="Verdana"/>
-          <w:i/>
-          <w:w w:val="90"/>
-          <w:sz w:val="20"/>
-        </w:rPr>
-        <w:t>full-stack</w:t>
-      </w:r>
-      <w:r>
-        <w:rPr>
-          <w:rFonts w:ascii="Verdana" w:hAnsi="Verdana"/>
-          <w:i/>
-          <w:spacing w:val="-5"/>
-          <w:w w:val="90"/>
-          <w:sz w:val="20"/>
-        </w:rPr>
-        <w:t> </w:t>
-      </w:r>
-      <w:r>
-        <w:rPr>
-          <w:rFonts w:ascii="Verdana" w:hAnsi="Verdana"/>
-          <w:i/>
-          <w:w w:val="90"/>
-          <w:sz w:val="20"/>
-        </w:rPr>
-        <w:t>e-commerce</w:t>
-      </w:r>
-      <w:r>
-        <w:rPr>
-          <w:rFonts w:ascii="Verdana" w:hAnsi="Verdana"/>
-          <w:i/>
-          <w:spacing w:val="-6"/>
-          <w:w w:val="90"/>
-          <w:sz w:val="20"/>
-        </w:rPr>
-        <w:t> </w:t>
-      </w:r>
-      <w:r>
-        <w:rPr>
-          <w:rFonts w:ascii="Verdana" w:hAnsi="Verdana"/>
-          <w:i/>
-          <w:w w:val="90"/>
-          <w:sz w:val="20"/>
-        </w:rPr>
-        <w:t>platform</w:t>
-      </w:r>
-      <w:r>
-        <w:rPr>
-          <w:rFonts w:ascii="Verdana" w:hAnsi="Verdana"/>
-          <w:i/>
-          <w:spacing w:val="-8"/>
-          <w:w w:val="90"/>
-          <w:sz w:val="20"/>
-        </w:rPr>
-        <w:t> </w:t>
-      </w:r>
-      <w:r>
-        <w:rPr>
-          <w:rFonts w:ascii="Verdana" w:hAnsi="Verdana"/>
-          <w:i/>
-          <w:w w:val="90"/>
-          <w:sz w:val="20"/>
-        </w:rPr>
-        <w:t>using</w:t>
-      </w:r>
-      <w:r>
-        <w:rPr>
-          <w:rFonts w:ascii="Verdana" w:hAnsi="Verdana"/>
-          <w:i/>
-          <w:spacing w:val="-10"/>
-          <w:w w:val="90"/>
-          <w:sz w:val="20"/>
-        </w:rPr>
-        <w:t> </w:t>
-      </w:r>
-      <w:r>
-        <w:rPr>
-          <w:rFonts w:ascii="Verdana" w:hAnsi="Verdana"/>
-          <w:i/>
-          <w:w w:val="90"/>
-          <w:sz w:val="20"/>
-        </w:rPr>
-        <w:t>React (TypeScript), Redux Toolkit, Django, and PostgreSQL.</w:t>
-      </w:r>
-    </w:p>
-    <w:p>
-      <w:pPr>
-        <w:pStyle w:val="ListParagraph"/>
-        <w:numPr>
-          <w:ilvl w:val="0"/>
-          <w:numId w:val="1"/>
-        </w:numPr>
-        <w:tabs>
-          <w:tab w:pos="885" w:val="left" w:leader="none"/>
-        </w:tabs>
-        <w:spacing w:line="240" w:lineRule="auto" w:before="148" w:after="0"/>
-        <w:ind w:left="885" w:right="0" w:hanging="360"/>
-        <w:jc w:val="left"/>
-        <w:rPr>
-          <w:sz w:val="20"/>
-        </w:rPr>
-      </w:pPr>
-      <w:r>
-        <w:rPr>
-          <w:sz w:val="20"/>
-        </w:rPr>
-        <w:t>Architect</w:t>
-      </w:r>
-      <w:r>
-        <w:rPr>
-          <w:spacing w:val="14"/>
-          <w:sz w:val="20"/>
-        </w:rPr>
-        <w:t> </w:t>
-      </w:r>
-      <w:r>
-        <w:rPr>
-          <w:sz w:val="20"/>
-        </w:rPr>
-        <w:t>modular</w:t>
-      </w:r>
-      <w:r>
-        <w:rPr>
-          <w:spacing w:val="10"/>
-          <w:sz w:val="20"/>
-        </w:rPr>
-        <w:t> </w:t>
-      </w:r>
-      <w:r>
-        <w:rPr>
-          <w:sz w:val="20"/>
-        </w:rPr>
-        <w:t>front-end</w:t>
-      </w:r>
-      <w:r>
-        <w:rPr>
-          <w:spacing w:val="16"/>
-          <w:sz w:val="20"/>
-        </w:rPr>
-        <w:t> </w:t>
-      </w:r>
-      <w:r>
-        <w:rPr>
-          <w:sz w:val="20"/>
-        </w:rPr>
-        <w:t>with</w:t>
-      </w:r>
-      <w:r>
-        <w:rPr>
-          <w:spacing w:val="10"/>
-          <w:sz w:val="20"/>
-        </w:rPr>
-        <w:t> </w:t>
-      </w:r>
-      <w:r>
-        <w:rPr>
-          <w:sz w:val="20"/>
-        </w:rPr>
-        <w:t>reusable</w:t>
-      </w:r>
-      <w:r>
-        <w:rPr>
-          <w:spacing w:val="13"/>
-          <w:sz w:val="20"/>
-        </w:rPr>
-        <w:t> </w:t>
-      </w:r>
-      <w:r>
-        <w:rPr>
-          <w:sz w:val="20"/>
-        </w:rPr>
-        <w:t>components,</w:t>
-      </w:r>
-      <w:r>
-        <w:rPr>
-          <w:spacing w:val="18"/>
-          <w:sz w:val="20"/>
-        </w:rPr>
-        <w:t> </w:t>
-      </w:r>
-      <w:r>
-        <w:rPr>
-          <w:sz w:val="20"/>
-        </w:rPr>
-        <w:t>real-time</w:t>
-      </w:r>
-      <w:r>
-        <w:rPr>
-          <w:spacing w:val="13"/>
-          <w:sz w:val="20"/>
-        </w:rPr>
-        <w:t> </w:t>
-      </w:r>
-      <w:r>
-        <w:rPr>
-          <w:sz w:val="20"/>
-        </w:rPr>
-        <w:t>REST</w:t>
-      </w:r>
-      <w:r>
-        <w:rPr>
-          <w:spacing w:val="14"/>
-          <w:sz w:val="20"/>
-        </w:rPr>
-        <w:t> </w:t>
-      </w:r>
-      <w:r>
-        <w:rPr>
-          <w:sz w:val="20"/>
-        </w:rPr>
-        <w:t>APIs,</w:t>
-      </w:r>
-      <w:r>
-        <w:rPr>
-          <w:spacing w:val="10"/>
-          <w:sz w:val="20"/>
-        </w:rPr>
-        <w:t> </w:t>
-      </w:r>
-      <w:r>
-        <w:rPr>
-          <w:sz w:val="20"/>
-        </w:rPr>
-        <w:t>and</w:t>
-      </w:r>
-      <w:r>
-        <w:rPr>
-          <w:spacing w:val="16"/>
-          <w:sz w:val="20"/>
-        </w:rPr>
-        <w:t> </w:t>
-      </w:r>
-      <w:r>
-        <w:rPr>
-          <w:sz w:val="20"/>
-        </w:rPr>
-        <w:t>WebSocket</w:t>
-      </w:r>
-      <w:r>
-        <w:rPr>
-          <w:spacing w:val="16"/>
-          <w:sz w:val="20"/>
-        </w:rPr>
-        <w:t> </w:t>
-      </w:r>
-      <w:r>
-        <w:rPr>
-          <w:sz w:val="20"/>
-        </w:rPr>
-        <w:t>data</w:t>
-      </w:r>
-      <w:r>
-        <w:rPr>
-          <w:spacing w:val="10"/>
-          <w:sz w:val="20"/>
-        </w:rPr>
-        <w:t> </w:t>
-      </w:r>
-      <w:r>
-        <w:rPr>
-          <w:spacing w:val="-2"/>
-          <w:sz w:val="20"/>
-        </w:rPr>
-        <w:t>sync.</w:t>
+          <w:spacing w:val="-4"/>
+          <w:sz w:val="20"/>
+        </w:rPr>
+        <w:t>PostgreSQL.</w:t>
       </w:r>
     </w:p>
     <w:p>
@@ -6338,63 +6407,115 @@
         <w:rPr>
           <w:sz w:val="20"/>
         </w:rPr>
-        <w:t>Integrate</w:t>
-      </w:r>
-      <w:r>
-        <w:rPr>
-          <w:spacing w:val="5"/>
-          <w:sz w:val="20"/>
-        </w:rPr>
-        <w:t> </w:t>
-      </w:r>
-      <w:r>
-        <w:rPr>
-          <w:sz w:val="20"/>
-        </w:rPr>
-        <w:t>Stripe,</w:t>
-      </w:r>
-      <w:r>
-        <w:rPr>
-          <w:spacing w:val="6"/>
-          <w:sz w:val="20"/>
-        </w:rPr>
-        <w:t> </w:t>
-      </w:r>
-      <w:r>
-        <w:rPr>
-          <w:sz w:val="20"/>
-        </w:rPr>
-        <w:t>SendGrid,</w:t>
-      </w:r>
-      <w:r>
-        <w:rPr>
-          <w:spacing w:val="5"/>
-          <w:sz w:val="20"/>
-        </w:rPr>
-        <w:t> </w:t>
-      </w:r>
-      <w:r>
-        <w:rPr>
-          <w:sz w:val="20"/>
-        </w:rPr>
-        <w:t>AWS</w:t>
-      </w:r>
-      <w:r>
-        <w:rPr>
-          <w:spacing w:val="11"/>
-          <w:sz w:val="20"/>
-        </w:rPr>
-        <w:t> </w:t>
-      </w:r>
-      <w:r>
-        <w:rPr>
-          <w:sz w:val="20"/>
-        </w:rPr>
-        <w:t>S3,</w:t>
-      </w:r>
-      <w:r>
-        <w:rPr>
-          <w:spacing w:val="4"/>
+        <w:t>Architect</w:t>
+      </w:r>
+      <w:r>
+        <w:rPr>
+          <w:spacing w:val="14"/>
+          <w:sz w:val="20"/>
+        </w:rPr>
+        <w:t> </w:t>
+      </w:r>
+      <w:r>
+        <w:rPr>
+          <w:sz w:val="20"/>
+        </w:rPr>
+        <w:t>modular</w:t>
+      </w:r>
+      <w:r>
+        <w:rPr>
+          <w:spacing w:val="10"/>
+          <w:sz w:val="20"/>
+        </w:rPr>
+        <w:t> </w:t>
+      </w:r>
+      <w:r>
+        <w:rPr>
+          <w:sz w:val="20"/>
+        </w:rPr>
+        <w:t>front-end</w:t>
+      </w:r>
+      <w:r>
+        <w:rPr>
+          <w:spacing w:val="16"/>
+          <w:sz w:val="20"/>
+        </w:rPr>
+        <w:t> </w:t>
+      </w:r>
+      <w:r>
+        <w:rPr>
+          <w:sz w:val="20"/>
+        </w:rPr>
+        <w:t>with</w:t>
+      </w:r>
+      <w:r>
+        <w:rPr>
+          <w:spacing w:val="10"/>
+          <w:sz w:val="20"/>
+        </w:rPr>
+        <w:t> </w:t>
+      </w:r>
+      <w:r>
+        <w:rPr>
+          <w:sz w:val="20"/>
+        </w:rPr>
+        <w:t>reusable</w:t>
+      </w:r>
+      <w:r>
+        <w:rPr>
+          <w:spacing w:val="13"/>
+          <w:sz w:val="20"/>
+        </w:rPr>
+        <w:t> </w:t>
+      </w:r>
+      <w:r>
+        <w:rPr>
+          <w:sz w:val="20"/>
+        </w:rPr>
+        <w:t>components,</w:t>
+      </w:r>
+      <w:r>
+        <w:rPr>
+          <w:spacing w:val="18"/>
+          <w:sz w:val="20"/>
+        </w:rPr>
+        <w:t> </w:t>
+      </w:r>
+      <w:r>
+        <w:rPr>
+          <w:sz w:val="20"/>
+        </w:rPr>
+        <w:t>real-time</w:t>
+      </w:r>
+      <w:r>
+        <w:rPr>
+          <w:spacing w:val="13"/>
+          <w:sz w:val="20"/>
+        </w:rPr>
+        <w:t> </w:t>
+      </w:r>
+      <w:r>
+        <w:rPr>
+          <w:sz w:val="20"/>
+        </w:rPr>
+        <w:t>REST</w:t>
+      </w:r>
+      <w:r>
+        <w:rPr>
+          <w:spacing w:val="14"/>
+          <w:sz w:val="20"/>
+        </w:rPr>
+        <w:t> </w:t>
+      </w:r>
+      <w:r>
+        <w:rPr>
+          <w:sz w:val="20"/>
+        </w:rPr>
+        <w:t>APIs,</w:t>
+      </w:r>
+      <w:r>
+        <w:rPr>
+          <w:spacing w:val="10"/>
           <w:sz w:val="20"/>
         </w:rPr>
         <w:t> </w:t>
@@ -6407,81 +6528,29 @@
       </w:r>
       <w:r>
         <w:rPr>
-          <w:spacing w:val="11"/>
-          <w:sz w:val="20"/>
-        </w:rPr>
-        <w:t> </w:t>
-      </w:r>
-      <w:r>
-        <w:rPr>
-          <w:sz w:val="20"/>
-        </w:rPr>
-        <w:t>JWT</w:t>
-      </w:r>
-      <w:r>
-        <w:rPr>
-          <w:spacing w:val="9"/>
-          <w:sz w:val="20"/>
-        </w:rPr>
-        <w:t> </w:t>
-      </w:r>
-      <w:r>
-        <w:rPr>
-          <w:sz w:val="20"/>
-        </w:rPr>
-        <w:t>authentication</w:t>
-      </w:r>
-      <w:r>
-        <w:rPr>
-          <w:spacing w:val="6"/>
-          <w:sz w:val="20"/>
-        </w:rPr>
-        <w:t> </w:t>
-      </w:r>
-      <w:r>
-        <w:rPr>
-          <w:sz w:val="20"/>
-        </w:rPr>
-        <w:t>for</w:t>
-      </w:r>
-      <w:r>
-        <w:rPr>
-          <w:spacing w:val="5"/>
-          <w:sz w:val="20"/>
-        </w:rPr>
-        <w:t> </w:t>
-      </w:r>
-      <w:r>
-        <w:rPr>
-          <w:sz w:val="20"/>
-        </w:rPr>
-        <w:t>secure</w:t>
-      </w:r>
-      <w:r>
-        <w:rPr>
-          <w:spacing w:val="8"/>
-          <w:sz w:val="20"/>
-        </w:rPr>
-        <w:t> </w:t>
-      </w:r>
-      <w:r>
-        <w:rPr>
-          <w:sz w:val="20"/>
-        </w:rPr>
-        <w:t>transactions</w:t>
-      </w:r>
-      <w:r>
-        <w:rPr>
-          <w:spacing w:val="9"/>
-          <w:sz w:val="20"/>
-        </w:rPr>
-        <w:t> </w:t>
-      </w:r>
-      <w:r>
-        <w:rPr>
-          <w:sz w:val="20"/>
-        </w:rPr>
-        <w:t>and</w:t>
+          <w:spacing w:val="16"/>
+          <w:sz w:val="20"/>
+        </w:rPr>
+        <w:t> </w:t>
+      </w:r>
+      <w:r>
+        <w:rPr>
+          <w:sz w:val="20"/>
+        </w:rPr>
+        <w:t>WebSocket</w:t>
+      </w:r>
+      <w:r>
+        <w:rPr>
+          <w:spacing w:val="16"/>
+          <w:sz w:val="20"/>
+        </w:rPr>
+        <w:t> </w:t>
+      </w:r>
+      <w:r>
+        <w:rPr>
+          <w:sz w:val="20"/>
+        </w:rPr>
+        <w:t>data</w:t>
       </w:r>
       <w:r>
         <w:rPr>
@@ -6492,23 +6561,10 @@
       </w:r>
       <w:r>
         <w:rPr>
-          <w:sz w:val="20"/>
-        </w:rPr>
-        <w:t>user</w:t>
-      </w:r>
-      <w:r>
-        <w:rPr>
-          <w:spacing w:val="7"/>
-          <w:sz w:val="20"/>
-        </w:rPr>
-        <w:t> </w:t>
-      </w:r>
-      <w:r>
-        <w:rPr>
-          <w:spacing w:val="-2"/>
-          <w:sz w:val="20"/>
-        </w:rPr>
-        <w:t>flows.</w:t>
+          <w:spacing w:val="-2"/>
+          <w:sz w:val="20"/>
+        </w:rPr>
+        <w:t>sync.</w:t>
       </w:r>
     </w:p>
     <w:p>
@@ -6521,8 +6577,8 @@
         <w:tabs>
           <w:tab w:pos="885" w:val="left" w:leader="none"/>
         </w:tabs>
-        <w:spacing w:line="240" w:lineRule="auto" w:before="5" w:after="0"/>
-        <w:ind w:left="885" w:right="1087" w:hanging="360"/>
+        <w:spacing w:line="240" w:lineRule="auto" w:before="25" w:after="0"/>
+        <w:ind w:left="885" w:right="0" w:hanging="360"/>
         <w:jc w:val="left"/>
         <w:rPr>
           <w:sz w:val="20"/>
@@ -6530,222 +6586,179 @@
       </w:pPr>
       <w:r>
         <w:rPr>
-          <w:w w:val="105"/>
-          <w:sz w:val="20"/>
-        </w:rPr>
-        <w:t>Optimize</w:t>
-      </w:r>
-      <w:r>
-        <w:rPr>
-          <w:spacing w:val="-17"/>
-          <w:w w:val="105"/>
-          <w:sz w:val="20"/>
-        </w:rPr>
-        <w:t> </w:t>
-      </w:r>
-      <w:r>
-        <w:rPr>
-          <w:w w:val="105"/>
-          <w:sz w:val="20"/>
-        </w:rPr>
-        <w:t>UX</w:t>
-      </w:r>
-      <w:r>
-        <w:rPr>
-          <w:spacing w:val="-16"/>
-          <w:w w:val="105"/>
-          <w:sz w:val="20"/>
-        </w:rPr>
-        <w:t> </w:t>
-      </w:r>
-      <w:r>
-        <w:rPr>
-          <w:w w:val="105"/>
+          <w:sz w:val="20"/>
+        </w:rPr>
+        <w:t>Integrate</w:t>
+      </w:r>
+      <w:r>
+        <w:rPr>
+          <w:spacing w:val="5"/>
+          <w:sz w:val="20"/>
+        </w:rPr>
+        <w:t> </w:t>
+      </w:r>
+      <w:r>
+        <w:rPr>
+          <w:sz w:val="20"/>
+        </w:rPr>
+        <w:t>Stripe,</w:t>
+      </w:r>
+      <w:r>
+        <w:rPr>
+          <w:spacing w:val="6"/>
+          <w:sz w:val="20"/>
+        </w:rPr>
+        <w:t> </w:t>
+      </w:r>
+      <w:r>
+        <w:rPr>
+          <w:sz w:val="20"/>
+        </w:rPr>
+        <w:t>SendGrid,</w:t>
+      </w:r>
+      <w:r>
+        <w:rPr>
+          <w:spacing w:val="5"/>
+          <w:sz w:val="20"/>
+        </w:rPr>
+        <w:t> </w:t>
+      </w:r>
+      <w:r>
+        <w:rPr>
+          <w:sz w:val="20"/>
+        </w:rPr>
+        <w:t>AWS</w:t>
+      </w:r>
+      <w:r>
+        <w:rPr>
+          <w:spacing w:val="11"/>
+          <w:sz w:val="20"/>
+        </w:rPr>
+        <w:t> </w:t>
+      </w:r>
+      <w:r>
+        <w:rPr>
+          <w:sz w:val="20"/>
+        </w:rPr>
+        <w:t>S3,</w:t>
+      </w:r>
+      <w:r>
+        <w:rPr>
+          <w:spacing w:val="4"/>
+          <w:sz w:val="20"/>
+        </w:rPr>
+        <w:t> </w:t>
+      </w:r>
+      <w:r>
+        <w:rPr>
           <w:sz w:val="20"/>
         </w:rPr>
         <w:t>and</w:t>
       </w:r>
       <w:r>
         <w:rPr>
-          <w:spacing w:val="-17"/>
-          <w:w w:val="105"/>
-          <w:sz w:val="20"/>
-        </w:rPr>
-        <w:t> </w:t>
-      </w:r>
-      <w:r>
-        <w:rPr>
-          <w:w w:val="105"/>
-          <w:sz w:val="20"/>
-        </w:rPr>
-        <w:t>automate</w:t>
-      </w:r>
-      <w:r>
-        <w:rPr>
-          <w:spacing w:val="-16"/>
-          <w:w w:val="105"/>
-          <w:sz w:val="20"/>
-        </w:rPr>
-        <w:t> </w:t>
-      </w:r>
-      <w:r>
-        <w:rPr>
-          <w:w w:val="105"/>
-          <w:sz w:val="20"/>
-        </w:rPr>
-        <w:t>workflows,</w:t>
-      </w:r>
-      <w:r>
-        <w:rPr>
-          <w:spacing w:val="-18"/>
-          <w:w w:val="105"/>
-          <w:sz w:val="20"/>
-        </w:rPr>
-        <w:t> </w:t>
-      </w:r>
-      <w:r>
-        <w:rPr>
-          <w:w w:val="105"/>
-          <w:sz w:val="20"/>
-        </w:rPr>
-        <w:t>boosting</w:t>
-      </w:r>
-      <w:r>
-        <w:rPr>
-          <w:spacing w:val="-17"/>
-          <w:w w:val="105"/>
-          <w:sz w:val="20"/>
-        </w:rPr>
-        <w:t> </w:t>
-      </w:r>
-      <w:r>
-        <w:rPr>
-          <w:w w:val="105"/>
-          <w:sz w:val="20"/>
-        </w:rPr>
-        <w:t>order</w:t>
-      </w:r>
-      <w:r>
-        <w:rPr>
-          <w:spacing w:val="-17"/>
-          <w:w w:val="105"/>
-          <w:sz w:val="20"/>
-        </w:rPr>
-        <w:t> </w:t>
-      </w:r>
-      <w:r>
-        <w:rPr>
-          <w:w w:val="105"/>
-          <w:sz w:val="20"/>
-        </w:rPr>
-        <w:t>completion</w:t>
-      </w:r>
-      <w:r>
-        <w:rPr>
-          <w:spacing w:val="-17"/>
-          <w:w w:val="105"/>
-          <w:sz w:val="20"/>
-        </w:rPr>
-        <w:t> </w:t>
-      </w:r>
-      <w:r>
-        <w:rPr>
-          <w:w w:val="105"/>
-          <w:sz w:val="20"/>
-        </w:rPr>
-        <w:t>70%</w:t>
-      </w:r>
-      <w:r>
-        <w:rPr>
-          <w:spacing w:val="-13"/>
-          <w:w w:val="105"/>
-          <w:sz w:val="20"/>
-        </w:rPr>
-        <w:t> </w:t>
-      </w:r>
-      <w:r>
-        <w:rPr>
-          <w:rFonts w:ascii="Microsoft Sans Serif" w:hAnsi="Microsoft Sans Serif"/>
-          <w:w w:val="105"/>
-          <w:sz w:val="20"/>
-        </w:rPr>
-        <w:t>→</w:t>
-      </w:r>
-      <w:r>
-        <w:rPr>
-          <w:rFonts w:ascii="Microsoft Sans Serif" w:hAnsi="Microsoft Sans Serif"/>
-          <w:spacing w:val="-8"/>
-          <w:w w:val="105"/>
-          <w:sz w:val="20"/>
-        </w:rPr>
-        <w:t> </w:t>
-      </w:r>
-      <w:r>
-        <w:rPr>
-          <w:w w:val="105"/>
-          <w:sz w:val="20"/>
-        </w:rPr>
-        <w:t>95%</w:t>
-      </w:r>
-      <w:r>
-        <w:rPr>
-          <w:spacing w:val="-19"/>
-          <w:w w:val="105"/>
-          <w:sz w:val="20"/>
-        </w:rPr>
-        <w:t> </w:t>
-      </w:r>
-      <w:r>
-        <w:rPr>
-          <w:w w:val="105"/>
+          <w:spacing w:val="11"/>
+          <w:sz w:val="20"/>
+        </w:rPr>
+        <w:t> </w:t>
+      </w:r>
+      <w:r>
+        <w:rPr>
+          <w:sz w:val="20"/>
+        </w:rPr>
+        <w:t>JWT</w:t>
+      </w:r>
+      <w:r>
+        <w:rPr>
+          <w:spacing w:val="9"/>
+          <w:sz w:val="20"/>
+        </w:rPr>
+        <w:t> </w:t>
+      </w:r>
+      <w:r>
+        <w:rPr>
+          <w:sz w:val="20"/>
+        </w:rPr>
+        <w:t>authentication</w:t>
+      </w:r>
+      <w:r>
+        <w:rPr>
+          <w:spacing w:val="6"/>
+          <w:sz w:val="20"/>
+        </w:rPr>
+        <w:t> </w:t>
+      </w:r>
+      <w:r>
+        <w:rPr>
+          <w:sz w:val="20"/>
+        </w:rPr>
+        <w:t>for</w:t>
+      </w:r>
+      <w:r>
+        <w:rPr>
+          <w:spacing w:val="5"/>
+          <w:sz w:val="20"/>
+        </w:rPr>
+        <w:t> </w:t>
+      </w:r>
+      <w:r>
+        <w:rPr>
+          <w:sz w:val="20"/>
+        </w:rPr>
+        <w:t>secure</w:t>
+      </w:r>
+      <w:r>
+        <w:rPr>
+          <w:spacing w:val="8"/>
+          <w:sz w:val="20"/>
+        </w:rPr>
+        <w:t> </w:t>
+      </w:r>
+      <w:r>
+        <w:rPr>
+          <w:sz w:val="20"/>
+        </w:rPr>
+        <w:t>transactions</w:t>
+      </w:r>
+      <w:r>
+        <w:rPr>
+          <w:spacing w:val="9"/>
+          <w:sz w:val="20"/>
+        </w:rPr>
+        <w:t> </w:t>
+      </w:r>
+      <w:r>
+        <w:rPr>
           <w:sz w:val="20"/>
         </w:rPr>
         <w:t>and</w:t>
       </w:r>
       <w:r>
         <w:rPr>
-          <w:spacing w:val="-15"/>
-          <w:w w:val="105"/>
-          <w:sz w:val="20"/>
-        </w:rPr>
-        <w:t> </w:t>
-      </w:r>
-      <w:r>
-        <w:rPr>
-          <w:w w:val="105"/>
-          <w:sz w:val="20"/>
-        </w:rPr>
-        <w:t>reducing</w:t>
-      </w:r>
-      <w:r>
-        <w:rPr>
-          <w:spacing w:val="-18"/>
-          <w:w w:val="105"/>
-          <w:sz w:val="20"/>
-        </w:rPr>
-        <w:t> </w:t>
-      </w:r>
-      <w:r>
-        <w:rPr>
-          <w:w w:val="105"/>
-          <w:sz w:val="20"/>
-        </w:rPr>
-        <w:t>cart abandonment 40% </w:t>
-      </w:r>
-      <w:r>
-        <w:rPr>
-          <w:rFonts w:ascii="Microsoft Sans Serif" w:hAnsi="Microsoft Sans Serif"/>
-          <w:w w:val="105"/>
-          <w:sz w:val="20"/>
-        </w:rPr>
-        <w:t>→ </w:t>
-      </w:r>
-      <w:r>
-        <w:rPr>
-          <w:w w:val="105"/>
-          <w:sz w:val="20"/>
-        </w:rPr>
-        <w:t>10%.</w:t>
+          <w:spacing w:val="10"/>
+          <w:sz w:val="20"/>
+        </w:rPr>
+        <w:t> </w:t>
+      </w:r>
+      <w:r>
+        <w:rPr>
+          <w:sz w:val="20"/>
+        </w:rPr>
+        <w:t>user</w:t>
+      </w:r>
+      <w:r>
+        <w:rPr>
+          <w:spacing w:val="7"/>
+          <w:sz w:val="20"/>
+        </w:rPr>
+        <w:t> </w:t>
+      </w:r>
+      <w:r>
+        <w:rPr>
+          <w:spacing w:val="-2"/>
+          <w:sz w:val="20"/>
+        </w:rPr>
+        <w:t>flows.</w:t>
       </w:r>
     </w:p>
     <w:p>
@@ -6758,7 +6771,244 @@
         <w:tabs>
           <w:tab w:pos="885" w:val="left" w:leader="none"/>
         </w:tabs>
-        <w:spacing w:line="240" w:lineRule="auto" w:before="8" w:after="0"/>
+        <w:spacing w:line="235" w:lineRule="auto" w:before="29" w:after="0"/>
+        <w:ind w:left="885" w:right="1087" w:hanging="360"/>
+        <w:jc w:val="left"/>
+        <w:rPr>
+          <w:sz w:val="20"/>
+        </w:rPr>
+      </w:pPr>
+      <w:r>
+        <w:rPr>
+          <w:w w:val="105"/>
+          <w:sz w:val="20"/>
+        </w:rPr>
+        <w:t>Optimize</w:t>
+      </w:r>
+      <w:r>
+        <w:rPr>
+          <w:spacing w:val="-17"/>
+          <w:w w:val="105"/>
+          <w:sz w:val="20"/>
+        </w:rPr>
+        <w:t> </w:t>
+      </w:r>
+      <w:r>
+        <w:rPr>
+          <w:w w:val="105"/>
+          <w:sz w:val="20"/>
+        </w:rPr>
+        <w:t>UX</w:t>
+      </w:r>
+      <w:r>
+        <w:rPr>
+          <w:spacing w:val="-16"/>
+          <w:w w:val="105"/>
+          <w:sz w:val="20"/>
+        </w:rPr>
+        <w:t> </w:t>
+      </w:r>
+      <w:r>
+        <w:rPr>
+          <w:w w:val="105"/>
+          <w:sz w:val="20"/>
+        </w:rPr>
+        <w:t>and</w:t>
+      </w:r>
+      <w:r>
+        <w:rPr>
+          <w:spacing w:val="-17"/>
+          <w:w w:val="105"/>
+          <w:sz w:val="20"/>
+        </w:rPr>
+        <w:t> </w:t>
+      </w:r>
+      <w:r>
+        <w:rPr>
+          <w:w w:val="105"/>
+          <w:sz w:val="20"/>
+        </w:rPr>
+        <w:t>automate</w:t>
+      </w:r>
+      <w:r>
+        <w:rPr>
+          <w:spacing w:val="-16"/>
+          <w:w w:val="105"/>
+          <w:sz w:val="20"/>
+        </w:rPr>
+        <w:t> </w:t>
+      </w:r>
+      <w:r>
+        <w:rPr>
+          <w:w w:val="105"/>
+          <w:sz w:val="20"/>
+        </w:rPr>
+        <w:t>workflows,</w:t>
+      </w:r>
+      <w:r>
+        <w:rPr>
+          <w:spacing w:val="-18"/>
+          <w:w w:val="105"/>
+          <w:sz w:val="20"/>
+        </w:rPr>
+        <w:t> </w:t>
+      </w:r>
+      <w:r>
+        <w:rPr>
+          <w:w w:val="105"/>
+          <w:sz w:val="20"/>
+        </w:rPr>
+        <w:t>boosting</w:t>
+      </w:r>
+      <w:r>
+        <w:rPr>
+          <w:spacing w:val="-17"/>
+          <w:w w:val="105"/>
+          <w:sz w:val="20"/>
+        </w:rPr>
+        <w:t> </w:t>
+      </w:r>
+      <w:r>
+        <w:rPr>
+          <w:w w:val="105"/>
+          <w:sz w:val="20"/>
+        </w:rPr>
+        <w:t>order</w:t>
+      </w:r>
+      <w:r>
+        <w:rPr>
+          <w:spacing w:val="-17"/>
+          <w:w w:val="105"/>
+          <w:sz w:val="20"/>
+        </w:rPr>
+        <w:t> </w:t>
+      </w:r>
+      <w:r>
+        <w:rPr>
+          <w:w w:val="105"/>
+          <w:sz w:val="20"/>
+        </w:rPr>
+        <w:t>completion</w:t>
+      </w:r>
+      <w:r>
+        <w:rPr>
+          <w:spacing w:val="-17"/>
+          <w:w w:val="105"/>
+          <w:sz w:val="20"/>
+        </w:rPr>
+        <w:t> </w:t>
+      </w:r>
+      <w:r>
+        <w:rPr>
+          <w:w w:val="105"/>
+          <w:sz w:val="20"/>
+        </w:rPr>
+        <w:t>70%</w:t>
+      </w:r>
+      <w:r>
+        <w:rPr>
+          <w:spacing w:val="-13"/>
+          <w:w w:val="105"/>
+          <w:sz w:val="20"/>
+        </w:rPr>
+        <w:t> </w:t>
+      </w:r>
+      <w:r>
+        <w:rPr>
+          <w:rFonts w:ascii="Microsoft Sans Serif" w:hAnsi="Microsoft Sans Serif"/>
+          <w:w w:val="105"/>
+          <w:sz w:val="20"/>
+        </w:rPr>
+        <w:t>→</w:t>
+      </w:r>
+      <w:r>
+        <w:rPr>
+          <w:rFonts w:ascii="Microsoft Sans Serif" w:hAnsi="Microsoft Sans Serif"/>
+          <w:spacing w:val="-8"/>
+          <w:w w:val="105"/>
+          <w:sz w:val="20"/>
+        </w:rPr>
+        <w:t> </w:t>
+      </w:r>
+      <w:r>
+        <w:rPr>
+          <w:w w:val="105"/>
+          <w:sz w:val="20"/>
+        </w:rPr>
+        <w:t>95%</w:t>
+      </w:r>
+      <w:r>
+        <w:rPr>
+          <w:spacing w:val="-19"/>
+          <w:w w:val="105"/>
+          <w:sz w:val="20"/>
+        </w:rPr>
+        <w:t> </w:t>
+      </w:r>
+      <w:r>
+        <w:rPr>
+          <w:w w:val="105"/>
+          <w:sz w:val="20"/>
+        </w:rPr>
+        <w:t>and</w:t>
+      </w:r>
+      <w:r>
+        <w:rPr>
+          <w:spacing w:val="-15"/>
+          <w:w w:val="105"/>
+          <w:sz w:val="20"/>
+        </w:rPr>
+        <w:t> </w:t>
+      </w:r>
+      <w:r>
+        <w:rPr>
+          <w:w w:val="105"/>
+          <w:sz w:val="20"/>
+        </w:rPr>
+        <w:t>reducing</w:t>
+      </w:r>
+      <w:r>
+        <w:rPr>
+          <w:spacing w:val="-18"/>
+          <w:w w:val="105"/>
+          <w:sz w:val="20"/>
+        </w:rPr>
+        <w:t> </w:t>
+      </w:r>
+      <w:r>
+        <w:rPr>
+          <w:w w:val="105"/>
+          <w:sz w:val="20"/>
+        </w:rPr>
+        <w:t>cart abandonment 40% </w:t>
+      </w:r>
+      <w:r>
+        <w:rPr>
+          <w:rFonts w:ascii="Microsoft Sans Serif" w:hAnsi="Microsoft Sans Serif"/>
+          <w:w w:val="105"/>
+          <w:sz w:val="20"/>
+        </w:rPr>
+        <w:t>→ </w:t>
+      </w:r>
+      <w:r>
+        <w:rPr>
+          <w:w w:val="105"/>
+          <w:sz w:val="20"/>
+        </w:rPr>
+        <w:t>10%.</w:t>
+      </w:r>
+    </w:p>
+    <w:p>
+      <w:pPr>
+        <w:pStyle w:val="ListParagraph"/>
+        <w:numPr>
+          <w:ilvl w:val="0"/>
+          <w:numId w:val="1"/>
+        </w:numPr>
+        <w:tabs>
+          <w:tab w:pos="885" w:val="left" w:leader="none"/>
+        </w:tabs>
+        <w:spacing w:line="240" w:lineRule="auto" w:before="9" w:after="0"/>
         <w:ind w:left="885" w:right="788" w:hanging="360"/>
         <w:jc w:val="left"/>
         <w:rPr>
@@ -7293,7 +7543,7 @@
         <w:tabs>
           <w:tab w:pos="885" w:val="left" w:leader="none"/>
         </w:tabs>
-        <w:spacing w:line="240" w:lineRule="auto" w:before="148" w:after="0"/>
+        <w:spacing w:line="240" w:lineRule="auto" w:before="153" w:after="0"/>
         <w:ind w:left="885" w:right="0" w:hanging="360"/>
         <w:jc w:val="left"/>
         <w:rPr>
@@ -7445,197 +7695,6 @@
           <w:sz w:val="20"/>
         </w:rPr>
         <w:t>.</w:t>
-      </w:r>
-    </w:p>
-    <w:p>
-      <w:pPr>
-        <w:pStyle w:val="ListParagraph"/>
-        <w:numPr>
-          <w:ilvl w:val="0"/>
-          <w:numId w:val="1"/>
-        </w:numPr>
-        <w:tabs>
-          <w:tab w:pos="885" w:val="left" w:leader="none"/>
-        </w:tabs>
-        <w:spacing w:line="240" w:lineRule="auto" w:before="10" w:after="0"/>
-        <w:ind w:left="885" w:right="0" w:hanging="360"/>
-        <w:jc w:val="left"/>
-        <w:rPr>
-          <w:sz w:val="20"/>
-        </w:rPr>
-      </w:pPr>
-      <w:r>
-        <w:rPr>
-          <w:w w:val="105"/>
-          <w:sz w:val="20"/>
-        </w:rPr>
-        <w:t>Collaborated</w:t>
-      </w:r>
-      <w:r>
-        <w:rPr>
-          <w:spacing w:val="-13"/>
-          <w:w w:val="105"/>
-          <w:sz w:val="20"/>
-        </w:rPr>
-        <w:t> </w:t>
-      </w:r>
-      <w:r>
-        <w:rPr>
-          <w:w w:val="105"/>
-          <w:sz w:val="20"/>
-        </w:rPr>
-        <w:t>cross-functionally</w:t>
-      </w:r>
-      <w:r>
-        <w:rPr>
-          <w:spacing w:val="-14"/>
-          <w:w w:val="105"/>
-          <w:sz w:val="20"/>
-        </w:rPr>
-        <w:t> </w:t>
-      </w:r>
-      <w:r>
-        <w:rPr>
-          <w:w w:val="105"/>
-          <w:sz w:val="20"/>
-        </w:rPr>
-        <w:t>with</w:t>
-      </w:r>
-      <w:r>
-        <w:rPr>
-          <w:spacing w:val="-18"/>
-          <w:w w:val="105"/>
-          <w:sz w:val="20"/>
-        </w:rPr>
-        <w:t> </w:t>
-      </w:r>
-      <w:r>
-        <w:rPr>
-          <w:w w:val="105"/>
-          <w:sz w:val="20"/>
-        </w:rPr>
-        <w:t>designers,</w:t>
-      </w:r>
-      <w:r>
-        <w:rPr>
-          <w:spacing w:val="-17"/>
-          <w:w w:val="105"/>
-          <w:sz w:val="20"/>
-        </w:rPr>
-        <w:t> </w:t>
-      </w:r>
-      <w:r>
-        <w:rPr>
-          <w:w w:val="105"/>
-          <w:sz w:val="20"/>
-        </w:rPr>
-        <w:t>PMs,</w:t>
-      </w:r>
-      <w:r>
-        <w:rPr>
-          <w:spacing w:val="-18"/>
-          <w:w w:val="105"/>
-          <w:sz w:val="20"/>
-        </w:rPr>
-        <w:t> </w:t>
-      </w:r>
-      <w:r>
-        <w:rPr>
-          <w:w w:val="105"/>
-          <w:sz w:val="20"/>
-        </w:rPr>
-        <w:t>and</w:t>
-      </w:r>
-      <w:r>
-        <w:rPr>
-          <w:spacing w:val="-14"/>
-          <w:w w:val="105"/>
-          <w:sz w:val="20"/>
-        </w:rPr>
-        <w:t> </w:t>
-      </w:r>
-      <w:r>
-        <w:rPr>
-          <w:w w:val="105"/>
-          <w:sz w:val="20"/>
-        </w:rPr>
-        <w:t>backend</w:t>
-      </w:r>
-      <w:r>
-        <w:rPr>
-          <w:spacing w:val="-13"/>
-          <w:w w:val="105"/>
-          <w:sz w:val="20"/>
-        </w:rPr>
-        <w:t> </w:t>
-      </w:r>
-      <w:r>
-        <w:rPr>
-          <w:w w:val="105"/>
-          <w:sz w:val="20"/>
-        </w:rPr>
-        <w:t>engineers</w:t>
-      </w:r>
-      <w:r>
-        <w:rPr>
-          <w:spacing w:val="-15"/>
-          <w:w w:val="105"/>
-          <w:sz w:val="20"/>
-        </w:rPr>
-        <w:t> </w:t>
-      </w:r>
-      <w:r>
-        <w:rPr>
-          <w:w w:val="105"/>
-          <w:sz w:val="20"/>
-        </w:rPr>
-        <w:t>to</w:t>
-      </w:r>
-      <w:r>
-        <w:rPr>
-          <w:spacing w:val="-18"/>
-          <w:w w:val="105"/>
-          <w:sz w:val="20"/>
-        </w:rPr>
-        <w:t> </w:t>
-      </w:r>
-      <w:r>
-        <w:rPr>
-          <w:w w:val="105"/>
-          <w:sz w:val="20"/>
-        </w:rPr>
-        <w:t>deliver</w:t>
-      </w:r>
-      <w:r>
-        <w:rPr>
-          <w:spacing w:val="-16"/>
-          <w:w w:val="105"/>
-          <w:sz w:val="20"/>
-        </w:rPr>
-        <w:t> </w:t>
-      </w:r>
-      <w:r>
-        <w:rPr>
-          <w:w w:val="105"/>
-          <w:sz w:val="20"/>
-        </w:rPr>
-        <w:t>sprint</w:t>
-      </w:r>
-      <w:r>
-        <w:rPr>
-          <w:spacing w:val="-15"/>
-          <w:w w:val="105"/>
-          <w:sz w:val="20"/>
-        </w:rPr>
-        <w:t> </w:t>
-      </w:r>
-      <w:r>
-        <w:rPr>
-          <w:spacing w:val="-2"/>
-          <w:w w:val="105"/>
-          <w:sz w:val="20"/>
-        </w:rPr>
-        <w:t>goals.</w:t>
       </w:r>
     </w:p>
     <w:p>
@@ -7660,6 +7719,197 @@
           <w:w w:val="105"/>
           <w:sz w:val="20"/>
         </w:rPr>
+        <w:t>Collaborated</w:t>
+      </w:r>
+      <w:r>
+        <w:rPr>
+          <w:spacing w:val="-13"/>
+          <w:w w:val="105"/>
+          <w:sz w:val="20"/>
+        </w:rPr>
+        <w:t> </w:t>
+      </w:r>
+      <w:r>
+        <w:rPr>
+          <w:w w:val="105"/>
+          <w:sz w:val="20"/>
+        </w:rPr>
+        <w:t>cross-functionally</w:t>
+      </w:r>
+      <w:r>
+        <w:rPr>
+          <w:spacing w:val="-14"/>
+          <w:w w:val="105"/>
+          <w:sz w:val="20"/>
+        </w:rPr>
+        <w:t> </w:t>
+      </w:r>
+      <w:r>
+        <w:rPr>
+          <w:w w:val="105"/>
+          <w:sz w:val="20"/>
+        </w:rPr>
+        <w:t>with</w:t>
+      </w:r>
+      <w:r>
+        <w:rPr>
+          <w:spacing w:val="-18"/>
+          <w:w w:val="105"/>
+          <w:sz w:val="20"/>
+        </w:rPr>
+        <w:t> </w:t>
+      </w:r>
+      <w:r>
+        <w:rPr>
+          <w:w w:val="105"/>
+          <w:sz w:val="20"/>
+        </w:rPr>
+        <w:t>designers,</w:t>
+      </w:r>
+      <w:r>
+        <w:rPr>
+          <w:spacing w:val="-17"/>
+          <w:w w:val="105"/>
+          <w:sz w:val="20"/>
+        </w:rPr>
+        <w:t> </w:t>
+      </w:r>
+      <w:r>
+        <w:rPr>
+          <w:w w:val="105"/>
+          <w:sz w:val="20"/>
+        </w:rPr>
+        <w:t>PMs,</w:t>
+      </w:r>
+      <w:r>
+        <w:rPr>
+          <w:spacing w:val="-18"/>
+          <w:w w:val="105"/>
+          <w:sz w:val="20"/>
+        </w:rPr>
+        <w:t> </w:t>
+      </w:r>
+      <w:r>
+        <w:rPr>
+          <w:w w:val="105"/>
+          <w:sz w:val="20"/>
+        </w:rPr>
+        <w:t>and</w:t>
+      </w:r>
+      <w:r>
+        <w:rPr>
+          <w:spacing w:val="-14"/>
+          <w:w w:val="105"/>
+          <w:sz w:val="20"/>
+        </w:rPr>
+        <w:t> </w:t>
+      </w:r>
+      <w:r>
+        <w:rPr>
+          <w:w w:val="105"/>
+          <w:sz w:val="20"/>
+        </w:rPr>
+        <w:t>backend</w:t>
+      </w:r>
+      <w:r>
+        <w:rPr>
+          <w:spacing w:val="-13"/>
+          <w:w w:val="105"/>
+          <w:sz w:val="20"/>
+        </w:rPr>
+        <w:t> </w:t>
+      </w:r>
+      <w:r>
+        <w:rPr>
+          <w:w w:val="105"/>
+          <w:sz w:val="20"/>
+        </w:rPr>
+        <w:t>engineers</w:t>
+      </w:r>
+      <w:r>
+        <w:rPr>
+          <w:spacing w:val="-15"/>
+          <w:w w:val="105"/>
+          <w:sz w:val="20"/>
+        </w:rPr>
+        <w:t> </w:t>
+      </w:r>
+      <w:r>
+        <w:rPr>
+          <w:w w:val="105"/>
+          <w:sz w:val="20"/>
+        </w:rPr>
+        <w:t>to</w:t>
+      </w:r>
+      <w:r>
+        <w:rPr>
+          <w:spacing w:val="-18"/>
+          <w:w w:val="105"/>
+          <w:sz w:val="20"/>
+        </w:rPr>
+        <w:t> </w:t>
+      </w:r>
+      <w:r>
+        <w:rPr>
+          <w:w w:val="105"/>
+          <w:sz w:val="20"/>
+        </w:rPr>
+        <w:t>deliver</w:t>
+      </w:r>
+      <w:r>
+        <w:rPr>
+          <w:spacing w:val="-16"/>
+          <w:w w:val="105"/>
+          <w:sz w:val="20"/>
+        </w:rPr>
+        <w:t> </w:t>
+      </w:r>
+      <w:r>
+        <w:rPr>
+          <w:w w:val="105"/>
+          <w:sz w:val="20"/>
+        </w:rPr>
+        <w:t>sprint</w:t>
+      </w:r>
+      <w:r>
+        <w:rPr>
+          <w:spacing w:val="-15"/>
+          <w:w w:val="105"/>
+          <w:sz w:val="20"/>
+        </w:rPr>
+        <w:t> </w:t>
+      </w:r>
+      <w:r>
+        <w:rPr>
+          <w:spacing w:val="-2"/>
+          <w:w w:val="105"/>
+          <w:sz w:val="20"/>
+        </w:rPr>
+        <w:t>goals.</w:t>
+      </w:r>
+    </w:p>
+    <w:p>
+      <w:pPr>
+        <w:pStyle w:val="ListParagraph"/>
+        <w:numPr>
+          <w:ilvl w:val="0"/>
+          <w:numId w:val="1"/>
+        </w:numPr>
+        <w:tabs>
+          <w:tab w:pos="885" w:val="left" w:leader="none"/>
+        </w:tabs>
+        <w:spacing w:line="240" w:lineRule="auto" w:before="6" w:after="0"/>
+        <w:ind w:left="885" w:right="0" w:hanging="360"/>
+        <w:jc w:val="left"/>
+        <w:rPr>
+          <w:sz w:val="20"/>
+        </w:rPr>
+      </w:pPr>
+      <w:r>
+        <w:rPr>
+          <w:w w:val="105"/>
+          <w:sz w:val="20"/>
+        </w:rPr>
         <w:t>Implemented</w:t>
       </w:r>
       <w:r>
@@ -8302,7 +8552,7 @@
         <w:tabs>
           <w:tab w:pos="885" w:val="left" w:leader="none"/>
         </w:tabs>
-        <w:spacing w:line="240" w:lineRule="auto" w:before="134" w:after="0"/>
+        <w:spacing w:line="240" w:lineRule="auto" w:before="133" w:after="0"/>
         <w:ind w:left="885" w:right="0" w:hanging="360"/>
         <w:jc w:val="left"/>
         <w:rPr>
@@ -8809,7 +9059,7 @@
         <w:tabs>
           <w:tab w:pos="885" w:val="left" w:leader="none"/>
         </w:tabs>
-        <w:spacing w:line="240" w:lineRule="auto" w:before="10" w:after="0"/>
+        <w:spacing w:line="240" w:lineRule="auto" w:before="11" w:after="0"/>
         <w:ind w:left="885" w:right="0" w:hanging="360"/>
         <w:jc w:val="left"/>
         <w:rPr>
@@ -9168,13 +9418,14 @@
     <w:p>
       <w:pPr>
         <w:pStyle w:val="BodyText"/>
-        <w:spacing w:before="68"/>
+        <w:spacing w:before="67"/>
         <w:ind w:left="0" w:firstLine="0"/>
       </w:pPr>
     </w:p>
     <w:p>
       <w:pPr>
         <w:pStyle w:val="Heading1"/>
+        <w:spacing w:before="1"/>
         <w:rPr>
           <w:rFonts w:ascii="Tahoma"/>
         </w:rPr>
@@ -9192,7 +9443,7 @@
                   <wp:posOffset>543242</wp:posOffset>
                 </wp:positionH>
                 <wp:positionV relativeFrom="paragraph">
-                  <wp:posOffset>203677</wp:posOffset>
+                  <wp:posOffset>203897</wp:posOffset>
                 </wp:positionV>
                 <wp:extent cx="6689725" cy="12700"/>
                 <wp:effectExtent l="0" t="0" r="0" b="0"/>
@@ -9256,7 +9507,7 @@
           </mc:Choice>
           <mc:Fallback>
             <w:pict>
-              <v:rect style="position:absolute;margin-left:42.775002pt;margin-top:16.037579pt;width:526.72pt;height:1pt;mso-position-horizontal-relative:page;mso-position-vertical-relative:paragraph;z-index:-15727616;mso-wrap-distance-left:0;mso-wrap-distance-right:0" id="docshape3" filled="true" fillcolor="#207b7b" stroked="false">
+              <v:rect style="position:absolute;margin-left:42.775002pt;margin-top:16.054882pt;width:526.72pt;height:1pt;mso-position-horizontal-relative:page;mso-position-vertical-relative:paragraph;z-index:-15727616;mso-wrap-distance-left:0;mso-wrap-distance-right:0" id="docshape3" filled="true" fillcolor="#207b7b" stroked="false">
                 <v:fill type="solid"/>
                 <w10:wrap type="topAndBottom"/>
               </v:rect>
@@ -10145,7 +10396,7 @@
         <w:tabs>
           <w:tab w:pos="885" w:val="left" w:leader="none"/>
         </w:tabs>
-        <w:spacing w:line="240" w:lineRule="auto" w:before="5" w:after="0"/>
+        <w:spacing w:line="240" w:lineRule="auto" w:before="10" w:after="0"/>
         <w:ind w:left="885" w:right="0" w:hanging="360"/>
         <w:jc w:val="left"/>
         <w:rPr>
@@ -10354,112 +10605,6 @@
           <w:sz w:val="20"/>
         </w:rPr>
         <w:t>contact.</w:t>
-      </w:r>
-    </w:p>
-    <w:p>
-      <w:pPr>
-        <w:pStyle w:val="ListParagraph"/>
-        <w:numPr>
-          <w:ilvl w:val="0"/>
-          <w:numId w:val="1"/>
-        </w:numPr>
-        <w:tabs>
-          <w:tab w:pos="885" w:val="left" w:leader="none"/>
-        </w:tabs>
-        <w:spacing w:line="240" w:lineRule="auto" w:before="11" w:after="0"/>
-        <w:ind w:left="885" w:right="0" w:hanging="360"/>
-        <w:jc w:val="left"/>
-        <w:rPr>
-          <w:sz w:val="20"/>
-        </w:rPr>
-      </w:pPr>
-      <w:r>
-        <w:rPr>
-          <w:spacing w:val="-2"/>
-          <w:w w:val="105"/>
-          <w:sz w:val="20"/>
-        </w:rPr>
-        <w:t>Introduced</w:t>
-      </w:r>
-      <w:r>
-        <w:rPr>
-          <w:spacing w:val="-1"/>
-          <w:w w:val="105"/>
-          <w:sz w:val="20"/>
-        </w:rPr>
-        <w:t> </w:t>
-      </w:r>
-      <w:r>
-        <w:rPr>
-          <w:spacing w:val="-2"/>
-          <w:w w:val="105"/>
-          <w:sz w:val="20"/>
-        </w:rPr>
-        <w:t>workflow improvements that enhanced</w:t>
-      </w:r>
-      <w:r>
-        <w:rPr>
-          <w:spacing w:val="-1"/>
-          <w:w w:val="105"/>
-          <w:sz w:val="20"/>
-        </w:rPr>
-        <w:t> </w:t>
-      </w:r>
-      <w:r>
-        <w:rPr>
-          <w:spacing w:val="-2"/>
-          <w:w w:val="105"/>
-          <w:sz w:val="20"/>
-        </w:rPr>
-        <w:t>scheduling</w:t>
-      </w:r>
-      <w:r>
-        <w:rPr>
-          <w:spacing w:val="-4"/>
-          <w:w w:val="105"/>
-          <w:sz w:val="20"/>
-        </w:rPr>
-        <w:t> </w:t>
-      </w:r>
-      <w:r>
-        <w:rPr>
-          <w:spacing w:val="-2"/>
-          <w:w w:val="105"/>
-          <w:sz w:val="20"/>
-        </w:rPr>
-        <w:t>and</w:t>
-      </w:r>
-      <w:r>
-        <w:rPr>
-          <w:spacing w:val="-1"/>
-          <w:w w:val="105"/>
-          <w:sz w:val="20"/>
-        </w:rPr>
-        <w:t> </w:t>
-      </w:r>
-      <w:r>
-        <w:rPr>
-          <w:spacing w:val="-2"/>
-          <w:w w:val="105"/>
-          <w:sz w:val="20"/>
-        </w:rPr>
-        <w:t>communication</w:t>
-      </w:r>
-      <w:r>
-        <w:rPr>
-          <w:spacing w:val="-4"/>
-          <w:w w:val="105"/>
-          <w:sz w:val="20"/>
-        </w:rPr>
-        <w:t> </w:t>
-      </w:r>
-      <w:r>
-        <w:rPr>
-          <w:spacing w:val="-2"/>
-          <w:w w:val="105"/>
-          <w:sz w:val="20"/>
-        </w:rPr>
-        <w:t>efficiency.</w:t>
       </w:r>
     </w:p>
     <w:p>
@@ -10473,6 +10618,112 @@
           <w:tab w:pos="885" w:val="left" w:leader="none"/>
         </w:tabs>
         <w:spacing w:line="240" w:lineRule="auto" w:before="5" w:after="0"/>
+        <w:ind w:left="885" w:right="0" w:hanging="360"/>
+        <w:jc w:val="left"/>
+        <w:rPr>
+          <w:sz w:val="20"/>
+        </w:rPr>
+      </w:pPr>
+      <w:r>
+        <w:rPr>
+          <w:spacing w:val="-2"/>
+          <w:w w:val="105"/>
+          <w:sz w:val="20"/>
+        </w:rPr>
+        <w:t>Introduced</w:t>
+      </w:r>
+      <w:r>
+        <w:rPr>
+          <w:spacing w:val="-1"/>
+          <w:w w:val="105"/>
+          <w:sz w:val="20"/>
+        </w:rPr>
+        <w:t> </w:t>
+      </w:r>
+      <w:r>
+        <w:rPr>
+          <w:spacing w:val="-2"/>
+          <w:w w:val="105"/>
+          <w:sz w:val="20"/>
+        </w:rPr>
+        <w:t>workflow improvements that enhanced</w:t>
+      </w:r>
+      <w:r>
+        <w:rPr>
+          <w:spacing w:val="-1"/>
+          <w:w w:val="105"/>
+          <w:sz w:val="20"/>
+        </w:rPr>
+        <w:t> </w:t>
+      </w:r>
+      <w:r>
+        <w:rPr>
+          <w:spacing w:val="-2"/>
+          <w:w w:val="105"/>
+          <w:sz w:val="20"/>
+        </w:rPr>
+        <w:t>scheduling</w:t>
+      </w:r>
+      <w:r>
+        <w:rPr>
+          <w:spacing w:val="-4"/>
+          <w:w w:val="105"/>
+          <w:sz w:val="20"/>
+        </w:rPr>
+        <w:t> </w:t>
+      </w:r>
+      <w:r>
+        <w:rPr>
+          <w:spacing w:val="-2"/>
+          <w:w w:val="105"/>
+          <w:sz w:val="20"/>
+        </w:rPr>
+        <w:t>and</w:t>
+      </w:r>
+      <w:r>
+        <w:rPr>
+          <w:spacing w:val="-1"/>
+          <w:w w:val="105"/>
+          <w:sz w:val="20"/>
+        </w:rPr>
+        <w:t> </w:t>
+      </w:r>
+      <w:r>
+        <w:rPr>
+          <w:spacing w:val="-2"/>
+          <w:w w:val="105"/>
+          <w:sz w:val="20"/>
+        </w:rPr>
+        <w:t>communication</w:t>
+      </w:r>
+      <w:r>
+        <w:rPr>
+          <w:spacing w:val="-4"/>
+          <w:w w:val="105"/>
+          <w:sz w:val="20"/>
+        </w:rPr>
+        <w:t> </w:t>
+      </w:r>
+      <w:r>
+        <w:rPr>
+          <w:spacing w:val="-2"/>
+          <w:w w:val="105"/>
+          <w:sz w:val="20"/>
+        </w:rPr>
+        <w:t>efficiency.</w:t>
+      </w:r>
+    </w:p>
+    <w:p>
+      <w:pPr>
+        <w:pStyle w:val="ListParagraph"/>
+        <w:numPr>
+          <w:ilvl w:val="0"/>
+          <w:numId w:val="1"/>
+        </w:numPr>
+        <w:tabs>
+          <w:tab w:pos="885" w:val="left" w:leader="none"/>
+        </w:tabs>
+        <w:spacing w:line="240" w:lineRule="auto" w:before="6" w:after="0"/>
         <w:ind w:left="885" w:right="458" w:hanging="360"/>
         <w:jc w:val="left"/>
         <w:rPr>

--- a/public/assets/KSENIIA_ROSTOVSKAIA_Resume.docx
+++ b/public/assets/KSENIIA_ROSTOVSKAIA_Resume.docx
@@ -3400,7 +3400,7 @@
       <w:r>
         <w:rPr>
           <w:color w:val="1F2228"/>
-          <w:spacing w:val="-3"/>
+          <w:spacing w:val="-12"/>
           <w:w w:val="95"/>
         </w:rPr>
         <w:t> </w:t>
@@ -3415,7 +3415,7 @@
       <w:r>
         <w:rPr>
           <w:color w:val="1F2228"/>
-          <w:spacing w:val="-6"/>
+          <w:spacing w:val="-12"/>
           <w:w w:val="95"/>
         </w:rPr>
         <w:t> </w:t>
@@ -3428,7 +3428,7 @@
       </w:r>
       <w:r>
         <w:rPr>
-          <w:spacing w:val="-2"/>
+          <w:spacing w:val="-12"/>
           <w:w w:val="95"/>
         </w:rPr>
         <w:t> </w:t>
@@ -3437,11 +3437,11 @@
         <w:rPr>
           <w:w w:val="95"/>
         </w:rPr>
-        <w:t>Avenir</w:t>
-      </w:r>
-      <w:r>
-        <w:rPr>
-          <w:spacing w:val="-8"/>
+        <w:t>API</w:t>
+      </w:r>
+      <w:r>
+        <w:rPr>
+          <w:spacing w:val="-11"/>
           <w:w w:val="95"/>
         </w:rPr>
         <w:t> </w:t>
@@ -3450,11 +3450,11 @@
         <w:rPr>
           <w:w w:val="95"/>
         </w:rPr>
-        <w:t>Next</w:t>
-      </w:r>
-      <w:r>
-        <w:rPr>
-          <w:spacing w:val="-4"/>
+        <w:t>Integration</w:t>
+      </w:r>
+      <w:r>
+        <w:rPr>
+          <w:spacing w:val="-11"/>
           <w:w w:val="95"/>
         </w:rPr>
         <w:t> </w:t>
@@ -3463,11 +3463,11 @@
         <w:rPr>
           <w:w w:val="95"/>
         </w:rPr>
-        <w:t>LT</w:t>
-      </w:r>
-      <w:r>
-        <w:rPr>
-          <w:spacing w:val="-5"/>
+        <w:t>&amp;</w:t>
+      </w:r>
+      <w:r>
+        <w:rPr>
+          <w:spacing w:val="-12"/>
           <w:w w:val="95"/>
         </w:rPr>
         <w:t> </w:t>
@@ -3476,11 +3476,11 @@
         <w:rPr>
           <w:w w:val="95"/>
         </w:rPr>
-        <w:t>Pro</w:t>
-      </w:r>
-      <w:r>
-        <w:rPr>
-          <w:spacing w:val="-5"/>
+        <w:t>Data</w:t>
+      </w:r>
+      <w:r>
+        <w:rPr>
+          <w:spacing w:val="-10"/>
           <w:w w:val="95"/>
         </w:rPr>
         <w:t> </w:t>
@@ -3489,11 +3489,11 @@
         <w:rPr>
           <w:w w:val="95"/>
         </w:rPr>
-        <w:t>Bold</w:t>
-      </w:r>
-      <w:r>
-        <w:rPr>
-          <w:spacing w:val="-2"/>
+        <w:t>Visualization</w:t>
+      </w:r>
+      <w:r>
+        <w:rPr>
+          <w:spacing w:val="-11"/>
           <w:w w:val="95"/>
         </w:rPr>
         <w:t> </w:t>
@@ -3508,7 +3508,7 @@
       <w:r>
         <w:rPr>
           <w:color w:val="171717"/>
-          <w:spacing w:val="-2"/>
+          <w:spacing w:val="-10"/>
           <w:w w:val="95"/>
         </w:rPr>
         <w:t> </w:t>
@@ -4297,7 +4297,7 @@
       <w:r>
         <w:rPr>
           <w:b/>
-          <w:w w:val="95"/>
+          <w:spacing w:val="-2"/>
           <w:sz w:val="22"/>
         </w:rPr>
         <w:t>Full</w:t>
@@ -4305,15 +4305,15 @@
       <w:r>
         <w:rPr>
           <w:b/>
-          <w:spacing w:val="5"/>
-          <w:sz w:val="22"/>
-        </w:rPr>
-        <w:t> </w:t>
-      </w:r>
-      <w:r>
-        <w:rPr>
-          <w:b/>
-          <w:w w:val="95"/>
+          <w:spacing w:val="-9"/>
+          <w:sz w:val="22"/>
+        </w:rPr>
+        <w:t> </w:t>
+      </w:r>
+      <w:r>
+        <w:rPr>
+          <w:b/>
+          <w:spacing w:val="-2"/>
           <w:sz w:val="22"/>
         </w:rPr>
         <w:t>Stack</w:t>
@@ -4321,15 +4321,15 @@
       <w:r>
         <w:rPr>
           <w:b/>
-          <w:spacing w:val="6"/>
-          <w:sz w:val="22"/>
-        </w:rPr>
-        <w:t> </w:t>
-      </w:r>
-      <w:r>
-        <w:rPr>
-          <w:b/>
-          <w:w w:val="95"/>
+          <w:spacing w:val="-8"/>
+          <w:sz w:val="22"/>
+        </w:rPr>
+        <w:t> </w:t>
+      </w:r>
+      <w:r>
+        <w:rPr>
+          <w:b/>
+          <w:spacing w:val="-2"/>
           <w:sz w:val="22"/>
         </w:rPr>
         <w:t>Developer</w:t>
@@ -4337,7 +4337,7 @@
       <w:r>
         <w:rPr>
           <w:b/>
-          <w:spacing w:val="8"/>
+          <w:spacing w:val="-8"/>
           <w:sz w:val="22"/>
         </w:rPr>
         <w:t> </w:t>
@@ -4346,7 +4346,7 @@
         <w:rPr>
           <w:rFonts w:ascii="Times New Roman" w:hAnsi="Times New Roman"/>
           <w:b/>
-          <w:w w:val="95"/>
+          <w:spacing w:val="-2"/>
           <w:sz w:val="22"/>
         </w:rPr>
         <w:t>(</w:t>
@@ -4354,7 +4354,7 @@
       <w:r>
         <w:rPr>
           <w:b/>
-          <w:w w:val="95"/>
+          <w:spacing w:val="-2"/>
           <w:sz w:val="22"/>
         </w:rPr>
         <w:t>Freelance</w:t>
@@ -4362,14 +4362,15 @@
       <w:r>
         <w:rPr>
           <w:b/>
-          <w:spacing w:val="7"/>
-          <w:sz w:val="22"/>
-        </w:rPr>
-        <w:t> </w:t>
-      </w:r>
-      <w:r>
-        <w:rPr>
-          <w:b/>
+          <w:spacing w:val="-7"/>
+          <w:sz w:val="22"/>
+        </w:rPr>
+        <w:t> </w:t>
+      </w:r>
+      <w:r>
+        <w:rPr>
+          <w:b/>
+          <w:spacing w:val="-2"/>
           <w:w w:val="75"/>
           <w:sz w:val="22"/>
         </w:rPr>
@@ -4378,15 +4379,15 @@
       <w:r>
         <w:rPr>
           <w:b/>
-          <w:spacing w:val="10"/>
-          <w:sz w:val="22"/>
-        </w:rPr>
-        <w:t> </w:t>
-      </w:r>
-      <w:r>
-        <w:rPr>
-          <w:b/>
-          <w:w w:val="95"/>
+          <w:spacing w:val="-5"/>
+          <w:sz w:val="22"/>
+        </w:rPr>
+        <w:t> </w:t>
+      </w:r>
+      <w:r>
+        <w:rPr>
+          <w:b/>
+          <w:spacing w:val="-2"/>
           <w:sz w:val="22"/>
         </w:rPr>
         <w:t>KFursenko)</w:t>
@@ -4394,14 +4395,15 @@
       <w:r>
         <w:rPr>
           <w:b/>
-          <w:spacing w:val="2"/>
-          <w:sz w:val="22"/>
-        </w:rPr>
-        <w:t> </w:t>
-      </w:r>
-      <w:r>
-        <w:rPr>
-          <w:b/>
+          <w:spacing w:val="-12"/>
+          <w:sz w:val="22"/>
+        </w:rPr>
+        <w:t> </w:t>
+      </w:r>
+      <w:r>
+        <w:rPr>
+          <w:b/>
+          <w:spacing w:val="-2"/>
           <w:w w:val="75"/>
           <w:sz w:val="22"/>
         </w:rPr>
@@ -4410,40 +4412,41 @@
       <w:r>
         <w:rPr>
           <w:b/>
-          <w:spacing w:val="17"/>
-          <w:sz w:val="22"/>
-        </w:rPr>
-        <w:t> </w:t>
-      </w:r>
-      <w:r>
-        <w:rPr>
-          <w:w w:val="95"/>
+          <w:sz w:val="22"/>
+        </w:rPr>
+        <w:t> </w:t>
+      </w:r>
+      <w:r>
+        <w:rPr>
+          <w:spacing w:val="-2"/>
           <w:sz w:val="22"/>
         </w:rPr>
         <w:t>Washington,</w:t>
       </w:r>
       <w:r>
         <w:rPr>
-          <w:sz w:val="22"/>
-        </w:rPr>
-        <w:t> </w:t>
-      </w:r>
-      <w:r>
-        <w:rPr>
-          <w:w w:val="95"/>
+          <w:spacing w:val="-13"/>
+          <w:sz w:val="22"/>
+        </w:rPr>
+        <w:t> </w:t>
+      </w:r>
+      <w:r>
+        <w:rPr>
+          <w:spacing w:val="-2"/>
           <w:sz w:val="22"/>
         </w:rPr>
         <w:t>DC</w:t>
       </w:r>
       <w:r>
         <w:rPr>
-          <w:spacing w:val="5"/>
-          <w:sz w:val="22"/>
-        </w:rPr>
-        <w:t> </w:t>
-      </w:r>
-      <w:r>
-        <w:rPr>
+          <w:spacing w:val="-10"/>
+          <w:sz w:val="22"/>
+        </w:rPr>
+        <w:t> </w:t>
+      </w:r>
+      <w:r>
+        <w:rPr>
+          <w:spacing w:val="-2"/>
           <w:w w:val="75"/>
           <w:sz w:val="22"/>
         </w:rPr>
@@ -4451,41 +4454,42 @@
       </w:r>
       <w:r>
         <w:rPr>
-          <w:spacing w:val="5"/>
-          <w:sz w:val="22"/>
-        </w:rPr>
-        <w:t> </w:t>
-      </w:r>
-      <w:r>
-        <w:rPr>
-          <w:w w:val="95"/>
+          <w:spacing w:val="-11"/>
+          <w:sz w:val="22"/>
+        </w:rPr>
+        <w:t> </w:t>
+      </w:r>
+      <w:r>
+        <w:rPr>
+          <w:spacing w:val="-2"/>
           <w:sz w:val="22"/>
         </w:rPr>
         <w:t>Jan</w:t>
       </w:r>
       <w:r>
         <w:rPr>
-          <w:spacing w:val="10"/>
-          <w:sz w:val="22"/>
-        </w:rPr>
-        <w:t> </w:t>
-      </w:r>
-      <w:r>
-        <w:rPr>
-          <w:w w:val="95"/>
+          <w:spacing w:val="-6"/>
+          <w:sz w:val="22"/>
+        </w:rPr>
+        <w:t> </w:t>
+      </w:r>
+      <w:r>
+        <w:rPr>
+          <w:spacing w:val="-2"/>
           <w:sz w:val="22"/>
         </w:rPr>
         <w:t>2026</w:t>
       </w:r>
       <w:r>
         <w:rPr>
-          <w:spacing w:val="6"/>
-          <w:sz w:val="22"/>
-        </w:rPr>
-        <w:t> </w:t>
-      </w:r>
-      <w:r>
-        <w:rPr>
+          <w:spacing w:val="-9"/>
+          <w:sz w:val="22"/>
+        </w:rPr>
+        <w:t> </w:t>
+      </w:r>
+      <w:r>
+        <w:rPr>
+          <w:spacing w:val="-2"/>
           <w:w w:val="75"/>
           <w:sz w:val="22"/>
         </w:rPr>
@@ -4493,18 +4497,31 @@
       </w:r>
       <w:r>
         <w:rPr>
-          <w:spacing w:val="-1"/>
-          <w:sz w:val="22"/>
-        </w:rPr>
-        <w:t> </w:t>
-      </w:r>
-      <w:r>
-        <w:rPr>
-          <w:spacing w:val="-2"/>
-          <w:w w:val="95"/>
-          <w:sz w:val="22"/>
-        </w:rPr>
-        <w:t>Present</w:t>
+          <w:spacing w:val="-9"/>
+          <w:sz w:val="22"/>
+        </w:rPr>
+        <w:t> </w:t>
+      </w:r>
+      <w:r>
+        <w:rPr>
+          <w:spacing w:val="-2"/>
+          <w:sz w:val="22"/>
+        </w:rPr>
+        <w:t>Mar</w:t>
+      </w:r>
+      <w:r>
+        <w:rPr>
+          <w:spacing w:val="-11"/>
+          <w:sz w:val="22"/>
+        </w:rPr>
+        <w:t> </w:t>
+      </w:r>
+      <w:r>
+        <w:rPr>
+          <w:spacing w:val="-4"/>
+          <w:sz w:val="22"/>
+        </w:rPr>
+        <w:t>2026</w:t>
       </w:r>
     </w:p>
     <w:p>
@@ -9977,6 +9994,80 @@
       <w:r>
         <w:rPr>
           <w:b/>
+          <w:spacing w:val="-16"/>
+          <w:sz w:val="22"/>
+        </w:rPr>
+        <w:t> </w:t>
+      </w:r>
+      <w:r>
+        <w:rPr>
+          <w:b/>
+          <w:sz w:val="22"/>
+        </w:rPr>
+        <w:t>&amp;</w:t>
+      </w:r>
+      <w:r>
+        <w:rPr>
+          <w:b/>
+          <w:spacing w:val="-14"/>
+          <w:sz w:val="22"/>
+        </w:rPr>
+        <w:t> </w:t>
+      </w:r>
+      <w:r>
+        <w:rPr>
+          <w:b/>
+          <w:sz w:val="22"/>
+        </w:rPr>
+        <w:t>Leadership</w:t>
+      </w:r>
+      <w:r>
+        <w:rPr>
+          <w:b/>
+          <w:spacing w:val="-12"/>
+          <w:sz w:val="22"/>
+        </w:rPr>
+        <w:t> </w:t>
+      </w:r>
+      <w:r>
+        <w:rPr>
+          <w:b/>
+          <w:sz w:val="22"/>
+        </w:rPr>
+        <w:t>Roles</w:t>
+      </w:r>
+      <w:r>
+        <w:rPr>
+          <w:b/>
+          <w:spacing w:val="-8"/>
+          <w:sz w:val="22"/>
+        </w:rPr>
+        <w:t> </w:t>
+      </w:r>
+      <w:r>
+        <w:rPr>
+          <w:b/>
+          <w:w w:val="75"/>
+          <w:sz w:val="22"/>
+        </w:rPr>
+        <w:t>|</w:t>
+      </w:r>
+      <w:r>
+        <w:rPr>
+          <w:b/>
+          <w:spacing w:val="-10"/>
+          <w:sz w:val="22"/>
+        </w:rPr>
+        <w:t> </w:t>
+      </w:r>
+      <w:r>
+        <w:rPr>
+          <w:sz w:val="22"/>
+        </w:rPr>
+        <w:t>Brooklyn,</w:t>
+      </w:r>
+      <w:r>
+        <w:rPr>
           <w:spacing w:val="-17"/>
           <w:sz w:val="22"/>
         </w:rPr>
@@ -9984,44 +10075,12 @@
       </w:r>
       <w:r>
         <w:rPr>
-          <w:b/>
-          <w:sz w:val="22"/>
-        </w:rPr>
-        <w:t>&amp;</w:t>
-      </w:r>
-      <w:r>
-        <w:rPr>
-          <w:b/>
-          <w:spacing w:val="-16"/>
-          <w:sz w:val="22"/>
-        </w:rPr>
-        <w:t> </w:t>
-      </w:r>
-      <w:r>
-        <w:rPr>
-          <w:b/>
-          <w:sz w:val="22"/>
-        </w:rPr>
-        <w:t>Leadership</w:t>
-      </w:r>
-      <w:r>
-        <w:rPr>
-          <w:b/>
-          <w:spacing w:val="-16"/>
-          <w:sz w:val="22"/>
-        </w:rPr>
-        <w:t> </w:t>
-      </w:r>
-      <w:r>
-        <w:rPr>
-          <w:b/>
-          <w:sz w:val="22"/>
-        </w:rPr>
-        <w:t>Roles</w:t>
-      </w:r>
-      <w:r>
-        <w:rPr>
-          <w:b/>
+          <w:sz w:val="22"/>
+        </w:rPr>
+        <w:t>NY</w:t>
+      </w:r>
+      <w:r>
+        <w:rPr>
           <w:spacing w:val="-14"/>
           <w:sz w:val="22"/>
         </w:rPr>
@@ -10029,7 +10088,6 @@
       </w:r>
       <w:r>
         <w:rPr>
-          <w:b/>
           <w:w w:val="75"/>
           <w:sz w:val="22"/>
         </w:rPr>
@@ -10037,17 +10095,16 @@
       </w:r>
       <w:r>
         <w:rPr>
-          <w:b/>
-          <w:spacing w:val="-12"/>
-          <w:sz w:val="22"/>
-        </w:rPr>
-        <w:t> </w:t>
-      </w:r>
-      <w:r>
-        <w:rPr>
-          <w:sz w:val="22"/>
-        </w:rPr>
-        <w:t>Brooklyn,</w:t>
+          <w:spacing w:val="-13"/>
+          <w:sz w:val="22"/>
+        </w:rPr>
+        <w:t> </w:t>
+      </w:r>
+      <w:r>
+        <w:rPr>
+          <w:sz w:val="22"/>
+        </w:rPr>
+        <w:t>Washington,</w:t>
       </w:r>
       <w:r>
         <w:rPr>
@@ -10060,11 +10117,11 @@
         <w:rPr>
           <w:sz w:val="22"/>
         </w:rPr>
-        <w:t>NY</w:t>
-      </w:r>
-      <w:r>
-        <w:rPr>
-          <w:spacing w:val="-16"/>
+        <w:t>DC</w:t>
+      </w:r>
+      <w:r>
+        <w:rPr>
+          <w:spacing w:val="-13"/>
           <w:sz w:val="22"/>
         </w:rPr>
         <w:t> </w:t>
@@ -10087,7 +10144,7 @@
         <w:rPr>
           <w:sz w:val="22"/>
         </w:rPr>
-        <w:t>Washington,</w:t>
+        <w:t>2019</w:t>
       </w:r>
       <w:r>
         <w:rPr>
@@ -10098,64 +10155,37 @@
       </w:r>
       <w:r>
         <w:rPr>
-          <w:sz w:val="22"/>
-        </w:rPr>
-        <w:t>DC</w:t>
-      </w:r>
-      <w:r>
-        <w:rPr>
-          <w:spacing w:val="-15"/>
-          <w:sz w:val="22"/>
-        </w:rPr>
-        <w:t> </w:t>
-      </w:r>
-      <w:r>
-        <w:rPr>
           <w:w w:val="75"/>
           <w:sz w:val="22"/>
         </w:rPr>
-        <w:t>|</w:t>
-      </w:r>
-      <w:r>
-        <w:rPr>
-          <w:spacing w:val="-17"/>
-          <w:sz w:val="22"/>
-        </w:rPr>
-        <w:t> </w:t>
-      </w:r>
-      <w:r>
-        <w:rPr>
-          <w:sz w:val="22"/>
-        </w:rPr>
-        <w:t>2019</w:t>
-      </w:r>
-      <w:r>
-        <w:rPr>
-          <w:spacing w:val="-17"/>
-          <w:sz w:val="22"/>
-        </w:rPr>
-        <w:t> </w:t>
-      </w:r>
-      <w:r>
-        <w:rPr>
-          <w:w w:val="75"/>
-          <w:sz w:val="22"/>
-        </w:rPr>
         <w:t>–</w:t>
       </w:r>
       <w:r>
         <w:rPr>
-          <w:spacing w:val="-16"/>
-          <w:sz w:val="22"/>
-        </w:rPr>
-        <w:t> </w:t>
-      </w:r>
-      <w:r>
-        <w:rPr>
-          <w:spacing w:val="-2"/>
-          <w:sz w:val="22"/>
-        </w:rPr>
-        <w:t>Present</w:t>
+          <w:spacing w:val="-14"/>
+          <w:sz w:val="22"/>
+        </w:rPr>
+        <w:t> </w:t>
+      </w:r>
+      <w:r>
+        <w:rPr>
+          <w:sz w:val="22"/>
+        </w:rPr>
+        <w:t>Mar</w:t>
+      </w:r>
+      <w:r>
+        <w:rPr>
+          <w:spacing w:val="-19"/>
+          <w:sz w:val="22"/>
+        </w:rPr>
+        <w:t> </w:t>
+      </w:r>
+      <w:r>
+        <w:rPr>
+          <w:spacing w:val="-4"/>
+          <w:sz w:val="22"/>
+        </w:rPr>
+        <w:t>2026</w:t>
       </w:r>
     </w:p>
     <w:p>
